--- a/Reporte_Ejecutivo_Arquitectura_GestionDocumentos.docx
+++ b/Reporte_Ejecutivo_Arquitectura_GestionDocumentos.docx
@@ -7660,12 +7660,12 @@
           <w:sz w:val="22"/>
           <w:szCs w:val="22"/>
         </w:rPr>
-        <w:t xml:space="preserve">El proyecto cuenta con una suite de pruebas automatizadas con xUnit. Se incluyen tanto pruebas unitarias de lógica de negocio como pruebas de resiliencia e integración con archivos de ejemplo reales.</w:t>
+        <w:t xml:space="preserve">El proyecto cuenta con una suite de pruebas automatizadas completa desarrollada con xUnit y Coverlet. La suite cubre desde pruebas unitarias de lógica de negocio y parsing hasta pruebas de integración de los pipelines completos, incluyendo resiliencia, concurrencia, persistencia en base de datos y la infraestructura de alertas por email.</w:t>
       </w:r>
     </w:p>
     <w:p>
       <w:pPr>
-        <w:spacing w:after="0" w:before="120"/>
+        <w:spacing w:after="0" w:before="80"/>
       </w:pPr>
     </w:p>
     <w:tbl>
@@ -7681,8 +7681,152 @@
         </w:tblBorders>
       </w:tblPr>
       <w:tblGrid>
-        <w:gridCol w:w="3500"/>
-        <w:gridCol w:w="5860"/>
+        <w:gridCol w:w="3120"/>
+        <w:gridCol w:w="3120"/>
+        <w:gridCol w:w="3120"/>
+      </w:tblGrid>
+      <w:tr>
+        <w:tc>
+          <w:tcPr>
+            <w:tcW w:type="dxa" w:w="3120"/>
+            <w:tcBorders>
+              <w:top w:val="single" w:color="CCCCCC" w:sz="1"/>
+              <w:left w:val="single" w:color="CCCCCC" w:sz="1"/>
+              <w:bottom w:val="single" w:color="CCCCCC" w:sz="1"/>
+              <w:right w:val="single" w:color="CCCCCC" w:sz="1"/>
+            </w:tcBorders>
+            <w:shd w:fill="1F3864" w:val="clear"/>
+            <w:tcMar>
+              <w:top w:type="dxa" w:w="80"/>
+              <w:left w:type="dxa" w:w="140"/>
+              <w:bottom w:type="dxa" w:w="80"/>
+              <w:right w:type="dxa" w:w="140"/>
+            </w:tcMar>
+            <w:vAlign w:val="center"/>
+          </w:tcPr>
+          <w:p>
+            <w:pPr>
+              <w:spacing w:after="0" w:before="0"/>
+            </w:pPr>
+            <w:r>
+              <w:rPr>
+                <w:rFonts w:ascii="Arial" w:cs="Arial" w:eastAsia="Arial" w:hAnsi="Arial"/>
+                <w:b/>
+                <w:bCs/>
+                <w:color w:val="FFFFFF"/>
+                <w:sz w:val="20"/>
+                <w:szCs w:val="20"/>
+              </w:rPr>
+              <w:t xml:space="preserve">65 tests</w:t>
+            </w:r>
+          </w:p>
+        </w:tc>
+        <w:tc>
+          <w:tcPr>
+            <w:tcW w:type="dxa" w:w="3120"/>
+            <w:tcBorders>
+              <w:top w:val="single" w:color="CCCCCC" w:sz="1"/>
+              <w:left w:val="single" w:color="CCCCCC" w:sz="1"/>
+              <w:bottom w:val="single" w:color="CCCCCC" w:sz="1"/>
+              <w:right w:val="single" w:color="CCCCCC" w:sz="1"/>
+            </w:tcBorders>
+            <w:shd w:fill="2E75B6" w:val="clear"/>
+            <w:tcMar>
+              <w:top w:type="dxa" w:w="80"/>
+              <w:left w:type="dxa" w:w="140"/>
+              <w:bottom w:type="dxa" w:w="80"/>
+              <w:right w:type="dxa" w:w="140"/>
+            </w:tcMar>
+            <w:vAlign w:val="center"/>
+          </w:tcPr>
+          <w:p>
+            <w:pPr>
+              <w:spacing w:after="0" w:before="0"/>
+            </w:pPr>
+            <w:r>
+              <w:rPr>
+                <w:rFonts w:ascii="Arial" w:cs="Arial" w:eastAsia="Arial" w:hAnsi="Arial"/>
+                <w:b/>
+                <w:bCs/>
+                <w:color w:val="FFFFFF"/>
+                <w:sz w:val="20"/>
+                <w:szCs w:val="20"/>
+              </w:rPr>
+              <w:t xml:space="preserve">16 archivos de test</w:t>
+            </w:r>
+          </w:p>
+        </w:tc>
+        <w:tc>
+          <w:tcPr>
+            <w:tcW w:type="dxa" w:w="3120"/>
+            <w:tcBorders>
+              <w:top w:val="single" w:color="CCCCCC" w:sz="1"/>
+              <w:left w:val="single" w:color="CCCCCC" w:sz="1"/>
+              <w:bottom w:val="single" w:color="CCCCCC" w:sz="1"/>
+              <w:right w:val="single" w:color="CCCCCC" w:sz="1"/>
+            </w:tcBorders>
+            <w:shd w:fill="70AD47" w:val="clear"/>
+            <w:tcMar>
+              <w:top w:type="dxa" w:w="80"/>
+              <w:left w:type="dxa" w:w="140"/>
+              <w:bottom w:type="dxa" w:w="80"/>
+              <w:right w:type="dxa" w:w="140"/>
+            </w:tcMar>
+            <w:vAlign w:val="center"/>
+          </w:tcPr>
+          <w:p>
+            <w:pPr>
+              <w:spacing w:after="0" w:before="0"/>
+            </w:pPr>
+            <w:r>
+              <w:rPr>
+                <w:rFonts w:ascii="Arial" w:cs="Arial" w:eastAsia="Arial" w:hAnsi="Arial"/>
+                <w:b/>
+                <w:bCs/>
+                <w:color w:val="FFFFFF"/>
+                <w:sz w:val="20"/>
+                <w:szCs w:val="20"/>
+              </w:rPr>
+              <w:t xml:space="preserve">Cobertura con Coverlet</w:t>
+            </w:r>
+          </w:p>
+        </w:tc>
+      </w:tr>
+    </w:tbl>
+    <w:p>
+      <w:pPr>
+        <w:spacing w:after="0" w:before="120"/>
+      </w:pPr>
+    </w:p>
+    <w:p>
+      <w:pPr>
+        <w:pStyle w:val="Heading2"/>
+      </w:pPr>
+      <w:r>
+        <w:rPr>
+          <w:rFonts w:ascii="Arial" w:cs="Arial" w:eastAsia="Arial" w:hAnsi="Arial"/>
+          <w:color w:val="2E75B6"/>
+        </w:rPr>
+        <w:t xml:space="preserve">Detalle por suite</w:t>
+      </w:r>
+    </w:p>
+    <w:tbl>
+      <w:tblPr>
+        <w:tblW w:type="dxa" w:w="9360"/>
+        <w:tblBorders>
+          <w:top w:val="single" w:color="auto" w:sz="4"/>
+          <w:left w:val="single" w:color="auto" w:sz="4"/>
+          <w:bottom w:val="single" w:color="auto" w:sz="4"/>
+          <w:right w:val="single" w:color="auto" w:sz="4"/>
+          <w:insideH w:val="single" w:color="auto" w:sz="4"/>
+          <w:insideV w:val="single" w:color="auto" w:sz="4"/>
+        </w:tblBorders>
+      </w:tblPr>
+      <w:tblGrid>
+        <w:gridCol w:w="200"/>
+        <w:gridCol w:w="3300"/>
+        <w:gridCol w:w="1000"/>
+        <w:gridCol w:w="4860"/>
       </w:tblGrid>
       <w:tr>
         <w:trPr>
@@ -7690,7 +7834,7 @@
         </w:trPr>
         <w:tc>
           <w:tcPr>
-            <w:tcW w:type="dxa" w:w="3500"/>
+            <w:tcW w:type="dxa" w:w="200"/>
             <w:tcBorders>
               <w:top w:val="single" w:color="CCCCCC" w:sz="1"/>
               <w:left w:val="single" w:color="CCCCCC" w:sz="1"/>
@@ -7719,13 +7863,83 @@
                 <w:sz w:val="20"/>
                 <w:szCs w:val="20"/>
               </w:rPr>
+              <w:t xml:space="preserve"/>
+            </w:r>
+          </w:p>
+        </w:tc>
+        <w:tc>
+          <w:tcPr>
+            <w:tcW w:type="dxa" w:w="3300"/>
+            <w:tcBorders>
+              <w:top w:val="single" w:color="CCCCCC" w:sz="1"/>
+              <w:left w:val="single" w:color="CCCCCC" w:sz="1"/>
+              <w:bottom w:val="single" w:color="CCCCCC" w:sz="1"/>
+              <w:right w:val="single" w:color="CCCCCC" w:sz="1"/>
+            </w:tcBorders>
+            <w:shd w:fill="1F3864" w:val="clear"/>
+            <w:tcMar>
+              <w:top w:type="dxa" w:w="80"/>
+              <w:left w:type="dxa" w:w="140"/>
+              <w:bottom w:type="dxa" w:w="80"/>
+              <w:right w:type="dxa" w:w="140"/>
+            </w:tcMar>
+            <w:vAlign w:val="center"/>
+          </w:tcPr>
+          <w:p>
+            <w:pPr>
+              <w:spacing w:after="0" w:before="0"/>
+            </w:pPr>
+            <w:r>
+              <w:rPr>
+                <w:rFonts w:ascii="Arial" w:cs="Arial" w:eastAsia="Arial" w:hAnsi="Arial"/>
+                <w:b/>
+                <w:bCs/>
+                <w:color w:val="FFFFFF"/>
+                <w:sz w:val="20"/>
+                <w:szCs w:val="20"/>
+              </w:rPr>
               <w:t xml:space="preserve">Suite de pruebas</w:t>
             </w:r>
           </w:p>
         </w:tc>
         <w:tc>
           <w:tcPr>
-            <w:tcW w:type="dxa" w:w="5860"/>
+            <w:tcW w:type="dxa" w:w="1000"/>
+            <w:tcBorders>
+              <w:top w:val="single" w:color="CCCCCC" w:sz="1"/>
+              <w:left w:val="single" w:color="CCCCCC" w:sz="1"/>
+              <w:bottom w:val="single" w:color="CCCCCC" w:sz="1"/>
+              <w:right w:val="single" w:color="CCCCCC" w:sz="1"/>
+            </w:tcBorders>
+            <w:shd w:fill="1F3864" w:val="clear"/>
+            <w:tcMar>
+              <w:top w:type="dxa" w:w="80"/>
+              <w:left w:type="dxa" w:w="140"/>
+              <w:bottom w:type="dxa" w:w="80"/>
+              <w:right w:type="dxa" w:w="140"/>
+            </w:tcMar>
+            <w:vAlign w:val="center"/>
+          </w:tcPr>
+          <w:p>
+            <w:pPr>
+              <w:spacing w:after="0" w:before="0"/>
+            </w:pPr>
+            <w:r>
+              <w:rPr>
+                <w:rFonts w:ascii="Arial" w:cs="Arial" w:eastAsia="Arial" w:hAnsi="Arial"/>
+                <w:b/>
+                <w:bCs/>
+                <w:color w:val="FFFFFF"/>
+                <w:sz w:val="20"/>
+                <w:szCs w:val="20"/>
+              </w:rPr>
+              <w:t xml:space="preserve">Tests</w:t>
+            </w:r>
+          </w:p>
+        </w:tc>
+        <w:tc>
+          <w:tcPr>
+            <w:tcW w:type="dxa" w:w="4860"/>
             <w:tcBorders>
               <w:top w:val="single" w:color="CCCCCC" w:sz="1"/>
               <w:left w:val="single" w:color="CCCCCC" w:sz="1"/>
@@ -7762,42 +7976,7 @@
       <w:tr>
         <w:tc>
           <w:tcPr>
-            <w:tcW w:type="dxa" w:w="3500"/>
-            <w:tcBorders>
-              <w:top w:val="single" w:color="CCCCCC" w:sz="1"/>
-              <w:left w:val="single" w:color="CCCCCC" w:sz="1"/>
-              <w:bottom w:val="single" w:color="CCCCCC" w:sz="1"/>
-              <w:right w:val="single" w:color="CCCCCC" w:sz="1"/>
-            </w:tcBorders>
-            <w:shd w:fill="D5E8F0" w:val="clear"/>
-            <w:tcMar>
-              <w:top w:type="dxa" w:w="80"/>
-              <w:left w:type="dxa" w:w="140"/>
-              <w:bottom w:type="dxa" w:w="80"/>
-              <w:right w:type="dxa" w:w="140"/>
-            </w:tcMar>
-            <w:vAlign w:val="center"/>
-          </w:tcPr>
-          <w:p>
-            <w:pPr>
-              <w:spacing w:after="0" w:before="0"/>
-            </w:pPr>
-            <w:r>
-              <w:rPr>
-                <w:rFonts w:ascii="Arial" w:cs="Arial" w:eastAsia="Arial" w:hAnsi="Arial"/>
-                <w:b/>
-                <w:bCs/>
-                <w:color w:val="000000"/>
-                <w:sz w:val="20"/>
-                <w:szCs w:val="20"/>
-              </w:rPr>
-              <w:t xml:space="preserve">GreParserTests</w:t>
-            </w:r>
-          </w:p>
-        </w:tc>
-        <w:tc>
-          <w:tcPr>
-            <w:tcW w:type="dxa" w:w="5860"/>
+            <w:tcW w:type="dxa" w:w="200"/>
             <w:tcBorders>
               <w:top w:val="single" w:color="CCCCCC" w:sz="1"/>
               <w:left w:val="single" w:color="CCCCCC" w:sz="1"/>
@@ -7826,7 +8005,112 @@
                 <w:sz w:val="20"/>
                 <w:szCs w:val="20"/>
               </w:rPr>
-              <w:t xml:space="preserve">Extracción de atributos, detección de errores, colisiones de prefijos.</w:t>
+              <w:t xml:space="preserve"/>
+            </w:r>
+          </w:p>
+        </w:tc>
+        <w:tc>
+          <w:tcPr>
+            <w:tcW w:type="dxa" w:w="3300"/>
+            <w:tcBorders>
+              <w:top w:val="single" w:color="CCCCCC" w:sz="1"/>
+              <w:left w:val="single" w:color="CCCCCC" w:sz="1"/>
+              <w:bottom w:val="single" w:color="CCCCCC" w:sz="1"/>
+              <w:right w:val="single" w:color="CCCCCC" w:sz="1"/>
+            </w:tcBorders>
+            <w:shd w:fill="D5E8F0" w:val="clear"/>
+            <w:tcMar>
+              <w:top w:type="dxa" w:w="80"/>
+              <w:left w:type="dxa" w:w="140"/>
+              <w:bottom w:type="dxa" w:w="80"/>
+              <w:right w:type="dxa" w:w="140"/>
+            </w:tcMar>
+            <w:vAlign w:val="center"/>
+          </w:tcPr>
+          <w:p>
+            <w:pPr>
+              <w:spacing w:after="0" w:before="0"/>
+            </w:pPr>
+            <w:r>
+              <w:rPr>
+                <w:rFonts w:ascii="Arial" w:cs="Arial" w:eastAsia="Arial" w:hAnsi="Arial"/>
+                <w:b/>
+                <w:bCs/>
+                <w:color w:val="000000"/>
+                <w:sz w:val="20"/>
+                <w:szCs w:val="20"/>
+              </w:rPr>
+              <w:t xml:space="preserve">GreParserTests</w:t>
+            </w:r>
+          </w:p>
+        </w:tc>
+        <w:tc>
+          <w:tcPr>
+            <w:tcW w:type="dxa" w:w="1000"/>
+            <w:tcBorders>
+              <w:top w:val="single" w:color="CCCCCC" w:sz="1"/>
+              <w:left w:val="single" w:color="CCCCCC" w:sz="1"/>
+              <w:bottom w:val="single" w:color="CCCCCC" w:sz="1"/>
+              <w:right w:val="single" w:color="CCCCCC" w:sz="1"/>
+            </w:tcBorders>
+            <w:shd w:fill="BDD7EE" w:val="clear"/>
+            <w:tcMar>
+              <w:top w:type="dxa" w:w="80"/>
+              <w:left w:type="dxa" w:w="140"/>
+              <w:bottom w:type="dxa" w:w="80"/>
+              <w:right w:type="dxa" w:w="140"/>
+            </w:tcMar>
+            <w:vAlign w:val="center"/>
+          </w:tcPr>
+          <w:p>
+            <w:pPr>
+              <w:spacing w:after="0" w:before="0"/>
+            </w:pPr>
+            <w:r>
+              <w:rPr>
+                <w:rFonts w:ascii="Arial" w:cs="Arial" w:eastAsia="Arial" w:hAnsi="Arial"/>
+                <w:b/>
+                <w:bCs/>
+                <w:color w:val="1F3864"/>
+                <w:sz w:val="20"/>
+                <w:szCs w:val="20"/>
+              </w:rPr>
+              <w:t xml:space="preserve">5</w:t>
+            </w:r>
+          </w:p>
+        </w:tc>
+        <w:tc>
+          <w:tcPr>
+            <w:tcW w:type="dxa" w:w="4860"/>
+            <w:tcBorders>
+              <w:top w:val="single" w:color="CCCCCC" w:sz="1"/>
+              <w:left w:val="single" w:color="CCCCCC" w:sz="1"/>
+              <w:bottom w:val="single" w:color="CCCCCC" w:sz="1"/>
+              <w:right w:val="single" w:color="CCCCCC" w:sz="1"/>
+            </w:tcBorders>
+            <w:shd w:fill="FFFFFF" w:val="clear"/>
+            <w:tcMar>
+              <w:top w:type="dxa" w:w="80"/>
+              <w:left w:type="dxa" w:w="140"/>
+              <w:bottom w:type="dxa" w:w="80"/>
+              <w:right w:type="dxa" w:w="140"/>
+            </w:tcMar>
+            <w:vAlign w:val="center"/>
+          </w:tcPr>
+          <w:p>
+            <w:pPr>
+              <w:spacing w:after="0" w:before="0"/>
+            </w:pPr>
+            <w:r>
+              <w:rPr>
+                <w:rFonts w:ascii="Arial" w:cs="Arial" w:eastAsia="Arial" w:hAnsi="Arial"/>
+                <w:b w:val="false"/>
+                <w:bCs w:val="false"/>
+                <w:color w:val="000000"/>
+                <w:sz w:val="20"/>
+                <w:szCs w:val="20"/>
+              </w:rPr>
+              <w:t xml:space="preserve">Extracción de atributos, matching exacto de claves, colisiones de prefijos, valores con punto y coma.</w:t>
             </w:r>
           </w:p>
         </w:tc>
@@ -7834,42 +8118,7 @@
       <w:tr>
         <w:tc>
           <w:tcPr>
-            <w:tcW w:type="dxa" w:w="3500"/>
-            <w:tcBorders>
-              <w:top w:val="single" w:color="CCCCCC" w:sz="1"/>
-              <w:left w:val="single" w:color="CCCCCC" w:sz="1"/>
-              <w:bottom w:val="single" w:color="CCCCCC" w:sz="1"/>
-              <w:right w:val="single" w:color="CCCCCC" w:sz="1"/>
-            </w:tcBorders>
-            <w:shd w:fill="D5E8F0" w:val="clear"/>
-            <w:tcMar>
-              <w:top w:type="dxa" w:w="80"/>
-              <w:left w:type="dxa" w:w="140"/>
-              <w:bottom w:type="dxa" w:w="80"/>
-              <w:right w:type="dxa" w:w="140"/>
-            </w:tcMar>
-            <w:vAlign w:val="center"/>
-          </w:tcPr>
-          <w:p>
-            <w:pPr>
-              <w:spacing w:after="0" w:before="0"/>
-            </w:pPr>
-            <w:r>
-              <w:rPr>
-                <w:rFonts w:ascii="Arial" w:cs="Arial" w:eastAsia="Arial" w:hAnsi="Arial"/>
-                <w:b/>
-                <w:bCs/>
-                <w:color w:val="000000"/>
-                <w:sz w:val="20"/>
-                <w:szCs w:val="20"/>
-              </w:rPr>
-              <w:t xml:space="preserve">GreGuiaNumberFormatTests</w:t>
-            </w:r>
-          </w:p>
-        </w:tc>
-        <w:tc>
-          <w:tcPr>
-            <w:tcW w:type="dxa" w:w="5860"/>
+            <w:tcW w:type="dxa" w:w="200"/>
             <w:tcBorders>
               <w:top w:val="single" w:color="CCCCCC" w:sz="1"/>
               <w:left w:val="single" w:color="CCCCCC" w:sz="1"/>
@@ -7898,7 +8147,112 @@
                 <w:sz w:val="20"/>
                 <w:szCs w:val="20"/>
               </w:rPr>
-              <w:t xml:space="preserve">Validación de formatos de numeración de guías.</w:t>
+              <w:t xml:space="preserve"/>
+            </w:r>
+          </w:p>
+        </w:tc>
+        <w:tc>
+          <w:tcPr>
+            <w:tcW w:type="dxa" w:w="3300"/>
+            <w:tcBorders>
+              <w:top w:val="single" w:color="CCCCCC" w:sz="1"/>
+              <w:left w:val="single" w:color="CCCCCC" w:sz="1"/>
+              <w:bottom w:val="single" w:color="CCCCCC" w:sz="1"/>
+              <w:right w:val="single" w:color="CCCCCC" w:sz="1"/>
+            </w:tcBorders>
+            <w:shd w:fill="D5E8F0" w:val="clear"/>
+            <w:tcMar>
+              <w:top w:type="dxa" w:w="80"/>
+              <w:left w:type="dxa" w:w="140"/>
+              <w:bottom w:type="dxa" w:w="80"/>
+              <w:right w:type="dxa" w:w="140"/>
+            </w:tcMar>
+            <w:vAlign w:val="center"/>
+          </w:tcPr>
+          <w:p>
+            <w:pPr>
+              <w:spacing w:after="0" w:before="0"/>
+            </w:pPr>
+            <w:r>
+              <w:rPr>
+                <w:rFonts w:ascii="Arial" w:cs="Arial" w:eastAsia="Arial" w:hAnsi="Arial"/>
+                <w:b/>
+                <w:bCs/>
+                <w:color w:val="000000"/>
+                <w:sz w:val="20"/>
+                <w:szCs w:val="20"/>
+              </w:rPr>
+              <w:t xml:space="preserve">GreGuiaNumberFormatTests</w:t>
+            </w:r>
+          </w:p>
+        </w:tc>
+        <w:tc>
+          <w:tcPr>
+            <w:tcW w:type="dxa" w:w="1000"/>
+            <w:tcBorders>
+              <w:top w:val="single" w:color="CCCCCC" w:sz="1"/>
+              <w:left w:val="single" w:color="CCCCCC" w:sz="1"/>
+              <w:bottom w:val="single" w:color="CCCCCC" w:sz="1"/>
+              <w:right w:val="single" w:color="CCCCCC" w:sz="1"/>
+            </w:tcBorders>
+            <w:shd w:fill="BDD7EE" w:val="clear"/>
+            <w:tcMar>
+              <w:top w:type="dxa" w:w="80"/>
+              <w:left w:type="dxa" w:w="140"/>
+              <w:bottom w:type="dxa" w:w="80"/>
+              <w:right w:type="dxa" w:w="140"/>
+            </w:tcMar>
+            <w:vAlign w:val="center"/>
+          </w:tcPr>
+          <w:p>
+            <w:pPr>
+              <w:spacing w:after="0" w:before="0"/>
+            </w:pPr>
+            <w:r>
+              <w:rPr>
+                <w:rFonts w:ascii="Arial" w:cs="Arial" w:eastAsia="Arial" w:hAnsi="Arial"/>
+                <w:b/>
+                <w:bCs/>
+                <w:color w:val="1F3864"/>
+                <w:sz w:val="20"/>
+                <w:szCs w:val="20"/>
+              </w:rPr>
+              <w:t xml:space="preserve">2</w:t>
+            </w:r>
+          </w:p>
+        </w:tc>
+        <w:tc>
+          <w:tcPr>
+            <w:tcW w:type="dxa" w:w="4860"/>
+            <w:tcBorders>
+              <w:top w:val="single" w:color="CCCCCC" w:sz="1"/>
+              <w:left w:val="single" w:color="CCCCCC" w:sz="1"/>
+              <w:bottom w:val="single" w:color="CCCCCC" w:sz="1"/>
+              <w:right w:val="single" w:color="CCCCCC" w:sz="1"/>
+            </w:tcBorders>
+            <w:shd w:fill="FFFFFF" w:val="clear"/>
+            <w:tcMar>
+              <w:top w:type="dxa" w:w="80"/>
+              <w:left w:type="dxa" w:w="140"/>
+              <w:bottom w:type="dxa" w:w="80"/>
+              <w:right w:type="dxa" w:w="140"/>
+            </w:tcMar>
+            <w:vAlign w:val="center"/>
+          </w:tcPr>
+          <w:p>
+            <w:pPr>
+              <w:spacing w:after="0" w:before="0"/>
+            </w:pPr>
+            <w:r>
+              <w:rPr>
+                <w:rFonts w:ascii="Arial" w:cs="Arial" w:eastAsia="Arial" w:hAnsi="Arial"/>
+                <w:b w:val="false"/>
+                <w:bCs w:val="false"/>
+                <w:color w:val="000000"/>
+                <w:sz w:val="20"/>
+                <w:szCs w:val="20"/>
+              </w:rPr>
+              <w:t xml:space="preserve">Validación de formatos T001 con correlativo de 7 dígitos. Derivación de nombre GRE desde nombre de archivo PDF.</w:t>
             </w:r>
           </w:p>
         </w:tc>
@@ -7906,42 +8260,7 @@
       <w:tr>
         <w:tc>
           <w:tcPr>
-            <w:tcW w:type="dxa" w:w="3500"/>
-            <w:tcBorders>
-              <w:top w:val="single" w:color="CCCCCC" w:sz="1"/>
-              <w:left w:val="single" w:color="CCCCCC" w:sz="1"/>
-              <w:bottom w:val="single" w:color="CCCCCC" w:sz="1"/>
-              <w:right w:val="single" w:color="CCCCCC" w:sz="1"/>
-            </w:tcBorders>
-            <w:shd w:fill="D5E8F0" w:val="clear"/>
-            <w:tcMar>
-              <w:top w:type="dxa" w:w="80"/>
-              <w:left w:type="dxa" w:w="140"/>
-              <w:bottom w:type="dxa" w:w="80"/>
-              <w:right w:type="dxa" w:w="140"/>
-            </w:tcMar>
-            <w:vAlign w:val="center"/>
-          </w:tcPr>
-          <w:p>
-            <w:pPr>
-              <w:spacing w:after="0" w:before="0"/>
-            </w:pPr>
-            <w:r>
-              <w:rPr>
-                <w:rFonts w:ascii="Arial" w:cs="Arial" w:eastAsia="Arial" w:hAnsi="Arial"/>
-                <w:b/>
-                <w:bCs/>
-                <w:color w:val="000000"/>
-                <w:sz w:val="20"/>
-                <w:szCs w:val="20"/>
-              </w:rPr>
-              <w:t xml:space="preserve">IdocXmlParserTests</w:t>
-            </w:r>
-          </w:p>
-        </w:tc>
-        <w:tc>
-          <w:tcPr>
-            <w:tcW w:type="dxa" w:w="5860"/>
+            <w:tcW w:type="dxa" w:w="200"/>
             <w:tcBorders>
               <w:top w:val="single" w:color="CCCCCC" w:sz="1"/>
               <w:left w:val="single" w:color="CCCCCC" w:sz="1"/>
@@ -7970,7 +8289,112 @@
                 <w:sz w:val="20"/>
                 <w:szCs w:val="20"/>
               </w:rPr>
-              <w:t xml:space="preserve">Casos borde del parsing XML.</w:t>
+              <w:t xml:space="preserve"/>
+            </w:r>
+          </w:p>
+        </w:tc>
+        <w:tc>
+          <w:tcPr>
+            <w:tcW w:type="dxa" w:w="3300"/>
+            <w:tcBorders>
+              <w:top w:val="single" w:color="CCCCCC" w:sz="1"/>
+              <w:left w:val="single" w:color="CCCCCC" w:sz="1"/>
+              <w:bottom w:val="single" w:color="CCCCCC" w:sz="1"/>
+              <w:right w:val="single" w:color="CCCCCC" w:sz="1"/>
+            </w:tcBorders>
+            <w:shd w:fill="D5E8F0" w:val="clear"/>
+            <w:tcMar>
+              <w:top w:type="dxa" w:w="80"/>
+              <w:left w:type="dxa" w:w="140"/>
+              <w:bottom w:type="dxa" w:w="80"/>
+              <w:right w:type="dxa" w:w="140"/>
+            </w:tcMar>
+            <w:vAlign w:val="center"/>
+          </w:tcPr>
+          <w:p>
+            <w:pPr>
+              <w:spacing w:after="0" w:before="0"/>
+            </w:pPr>
+            <w:r>
+              <w:rPr>
+                <w:rFonts w:ascii="Arial" w:cs="Arial" w:eastAsia="Arial" w:hAnsi="Arial"/>
+                <w:b/>
+                <w:bCs/>
+                <w:color w:val="000000"/>
+                <w:sz w:val="20"/>
+                <w:szCs w:val="20"/>
+              </w:rPr>
+              <w:t xml:space="preserve">IdocXmlParserTests</w:t>
+            </w:r>
+          </w:p>
+        </w:tc>
+        <w:tc>
+          <w:tcPr>
+            <w:tcW w:type="dxa" w:w="1000"/>
+            <w:tcBorders>
+              <w:top w:val="single" w:color="CCCCCC" w:sz="1"/>
+              <w:left w:val="single" w:color="CCCCCC" w:sz="1"/>
+              <w:bottom w:val="single" w:color="CCCCCC" w:sz="1"/>
+              <w:right w:val="single" w:color="CCCCCC" w:sz="1"/>
+            </w:tcBorders>
+            <w:shd w:fill="BDD7EE" w:val="clear"/>
+            <w:tcMar>
+              <w:top w:type="dxa" w:w="80"/>
+              <w:left w:type="dxa" w:w="140"/>
+              <w:bottom w:type="dxa" w:w="80"/>
+              <w:right w:type="dxa" w:w="140"/>
+            </w:tcMar>
+            <w:vAlign w:val="center"/>
+          </w:tcPr>
+          <w:p>
+            <w:pPr>
+              <w:spacing w:after="0" w:before="0"/>
+            </w:pPr>
+            <w:r>
+              <w:rPr>
+                <w:rFonts w:ascii="Arial" w:cs="Arial" w:eastAsia="Arial" w:hAnsi="Arial"/>
+                <w:b/>
+                <w:bCs/>
+                <w:color w:val="1F3864"/>
+                <w:sz w:val="20"/>
+                <w:szCs w:val="20"/>
+              </w:rPr>
+              <w:t xml:space="preserve">5</w:t>
+            </w:r>
+          </w:p>
+        </w:tc>
+        <w:tc>
+          <w:tcPr>
+            <w:tcW w:type="dxa" w:w="4860"/>
+            <w:tcBorders>
+              <w:top w:val="single" w:color="CCCCCC" w:sz="1"/>
+              <w:left w:val="single" w:color="CCCCCC" w:sz="1"/>
+              <w:bottom w:val="single" w:color="CCCCCC" w:sz="1"/>
+              <w:right w:val="single" w:color="CCCCCC" w:sz="1"/>
+            </w:tcBorders>
+            <w:shd w:fill="FFFFFF" w:val="clear"/>
+            <w:tcMar>
+              <w:top w:type="dxa" w:w="80"/>
+              <w:left w:type="dxa" w:w="140"/>
+              <w:bottom w:type="dxa" w:w="80"/>
+              <w:right w:type="dxa" w:w="140"/>
+            </w:tcMar>
+            <w:vAlign w:val="center"/>
+          </w:tcPr>
+          <w:p>
+            <w:pPr>
+              <w:spacing w:after="0" w:before="0"/>
+            </w:pPr>
+            <w:r>
+              <w:rPr>
+                <w:rFonts w:ascii="Arial" w:cs="Arial" w:eastAsia="Arial" w:hAnsi="Arial"/>
+                <w:b w:val="false"/>
+                <w:bCs w:val="false"/>
+                <w:color w:val="000000"/>
+                <w:sz w:val="20"/>
+                <w:szCs w:val="20"/>
+              </w:rPr>
+              <w:t xml:space="preserve">Extracción de cabecera y líneas XML, nodos opcionales faltantes, valores numéricos inválidos, documentos tipo 07/08.</w:t>
             </w:r>
           </w:p>
         </w:tc>
@@ -7978,42 +8402,7 @@
       <w:tr>
         <w:tc>
           <w:tcPr>
-            <w:tcW w:type="dxa" w:w="3500"/>
-            <w:tcBorders>
-              <w:top w:val="single" w:color="CCCCCC" w:sz="1"/>
-              <w:left w:val="single" w:color="CCCCCC" w:sz="1"/>
-              <w:bottom w:val="single" w:color="CCCCCC" w:sz="1"/>
-              <w:right w:val="single" w:color="CCCCCC" w:sz="1"/>
-            </w:tcBorders>
-            <w:shd w:fill="D5E8F0" w:val="clear"/>
-            <w:tcMar>
-              <w:top w:type="dxa" w:w="80"/>
-              <w:left w:type="dxa" w:w="140"/>
-              <w:bottom w:type="dxa" w:w="80"/>
-              <w:right w:type="dxa" w:w="140"/>
-            </w:tcMar>
-            <w:vAlign w:val="center"/>
-          </w:tcPr>
-          <w:p>
-            <w:pPr>
-              <w:spacing w:after="0" w:before="0"/>
-            </w:pPr>
-            <w:r>
-              <w:rPr>
-                <w:rFonts w:ascii="Arial" w:cs="Arial" w:eastAsia="Arial" w:hAnsi="Arial"/>
-                <w:b/>
-                <w:bCs/>
-                <w:color w:val="000000"/>
-                <w:sz w:val="20"/>
-                <w:szCs w:val="20"/>
-              </w:rPr>
-              <w:t xml:space="preserve">FolderWatcherEngineResilienceTests</w:t>
-            </w:r>
-          </w:p>
-        </w:tc>
-        <w:tc>
-          <w:tcPr>
-            <w:tcW w:type="dxa" w:w="5860"/>
+            <w:tcW w:type="dxa" w:w="200"/>
             <w:tcBorders>
               <w:top w:val="single" w:color="CCCCCC" w:sz="1"/>
               <w:left w:val="single" w:color="CCCCCC" w:sz="1"/>
@@ -8042,7 +8431,112 @@
                 <w:sz w:val="20"/>
                 <w:szCs w:val="20"/>
               </w:rPr>
-              <w:t xml:space="preserve">Recuperación del watcher, desbordamiento de cola, escalado de errores.</w:t>
+              <w:t xml:space="preserve"/>
+            </w:r>
+          </w:p>
+        </w:tc>
+        <w:tc>
+          <w:tcPr>
+            <w:tcW w:type="dxa" w:w="3300"/>
+            <w:tcBorders>
+              <w:top w:val="single" w:color="CCCCCC" w:sz="1"/>
+              <w:left w:val="single" w:color="CCCCCC" w:sz="1"/>
+              <w:bottom w:val="single" w:color="CCCCCC" w:sz="1"/>
+              <w:right w:val="single" w:color="CCCCCC" w:sz="1"/>
+            </w:tcBorders>
+            <w:shd w:fill="D5E8F0" w:val="clear"/>
+            <w:tcMar>
+              <w:top w:type="dxa" w:w="80"/>
+              <w:left w:type="dxa" w:w="140"/>
+              <w:bottom w:type="dxa" w:w="80"/>
+              <w:right w:type="dxa" w:w="140"/>
+            </w:tcMar>
+            <w:vAlign w:val="center"/>
+          </w:tcPr>
+          <w:p>
+            <w:pPr>
+              <w:spacing w:after="0" w:before="0"/>
+            </w:pPr>
+            <w:r>
+              <w:rPr>
+                <w:rFonts w:ascii="Arial" w:cs="Arial" w:eastAsia="Arial" w:hAnsi="Arial"/>
+                <w:b/>
+                <w:bCs/>
+                <w:color w:val="000000"/>
+                <w:sz w:val="20"/>
+                <w:szCs w:val="20"/>
+              </w:rPr>
+              <w:t xml:space="preserve">RealExampleFilesTests</w:t>
+            </w:r>
+          </w:p>
+        </w:tc>
+        <w:tc>
+          <w:tcPr>
+            <w:tcW w:type="dxa" w:w="1000"/>
+            <w:tcBorders>
+              <w:top w:val="single" w:color="CCCCCC" w:sz="1"/>
+              <w:left w:val="single" w:color="CCCCCC" w:sz="1"/>
+              <w:bottom w:val="single" w:color="CCCCCC" w:sz="1"/>
+              <w:right w:val="single" w:color="CCCCCC" w:sz="1"/>
+            </w:tcBorders>
+            <w:shd w:fill="BDD7EE" w:val="clear"/>
+            <w:tcMar>
+              <w:top w:type="dxa" w:w="80"/>
+              <w:left w:type="dxa" w:w="140"/>
+              <w:bottom w:type="dxa" w:w="80"/>
+              <w:right w:type="dxa" w:w="140"/>
+            </w:tcMar>
+            <w:vAlign w:val="center"/>
+          </w:tcPr>
+          <w:p>
+            <w:pPr>
+              <w:spacing w:after="0" w:before="0"/>
+            </w:pPr>
+            <w:r>
+              <w:rPr>
+                <w:rFonts w:ascii="Arial" w:cs="Arial" w:eastAsia="Arial" w:hAnsi="Arial"/>
+                <w:b/>
+                <w:bCs/>
+                <w:color w:val="1F3864"/>
+                <w:sz w:val="20"/>
+                <w:szCs w:val="20"/>
+              </w:rPr>
+              <w:t xml:space="preserve">9</w:t>
+            </w:r>
+          </w:p>
+        </w:tc>
+        <w:tc>
+          <w:tcPr>
+            <w:tcW w:type="dxa" w:w="4860"/>
+            <w:tcBorders>
+              <w:top w:val="single" w:color="CCCCCC" w:sz="1"/>
+              <w:left w:val="single" w:color="CCCCCC" w:sz="1"/>
+              <w:bottom w:val="single" w:color="CCCCCC" w:sz="1"/>
+              <w:right w:val="single" w:color="CCCCCC" w:sz="1"/>
+            </w:tcBorders>
+            <w:shd w:fill="FFFFFF" w:val="clear"/>
+            <w:tcMar>
+              <w:top w:type="dxa" w:w="80"/>
+              <w:left w:type="dxa" w:w="140"/>
+              <w:bottom w:type="dxa" w:w="80"/>
+              <w:right w:type="dxa" w:w="140"/>
+            </w:tcMar>
+            <w:vAlign w:val="center"/>
+          </w:tcPr>
+          <w:p>
+            <w:pPr>
+              <w:spacing w:after="0" w:before="0"/>
+            </w:pPr>
+            <w:r>
+              <w:rPr>
+                <w:rFonts w:ascii="Arial" w:cs="Arial" w:eastAsia="Arial" w:hAnsi="Arial"/>
+                <w:b w:val="false"/>
+                <w:bCs w:val="false"/>
+                <w:color w:val="000000"/>
+                <w:sz w:val="20"/>
+                <w:szCs w:val="20"/>
+              </w:rPr>
+              <w:t xml:space="preserve">Integración con archivos reales de producción (GRE PDF/TXT e IDOC XML). Normalización y rutas de back office.</w:t>
             </w:r>
           </w:p>
         </w:tc>
@@ -8050,42 +8544,7 @@
       <w:tr>
         <w:tc>
           <w:tcPr>
-            <w:tcW w:type="dxa" w:w="3500"/>
-            <w:tcBorders>
-              <w:top w:val="single" w:color="CCCCCC" w:sz="1"/>
-              <w:left w:val="single" w:color="CCCCCC" w:sz="1"/>
-              <w:bottom w:val="single" w:color="CCCCCC" w:sz="1"/>
-              <w:right w:val="single" w:color="CCCCCC" w:sz="1"/>
-            </w:tcBorders>
-            <w:shd w:fill="D5E8F0" w:val="clear"/>
-            <w:tcMar>
-              <w:top w:type="dxa" w:w="80"/>
-              <w:left w:type="dxa" w:w="140"/>
-              <w:bottom w:type="dxa" w:w="80"/>
-              <w:right w:type="dxa" w:w="140"/>
-            </w:tcMar>
-            <w:vAlign w:val="center"/>
-          </w:tcPr>
-          <w:p>
-            <w:pPr>
-              <w:spacing w:after="0" w:before="0"/>
-            </w:pPr>
-            <w:r>
-              <w:rPr>
-                <w:rFonts w:ascii="Arial" w:cs="Arial" w:eastAsia="Arial" w:hAnsi="Arial"/>
-                <w:b/>
-                <w:bCs/>
-                <w:color w:val="000000"/>
-                <w:sz w:val="20"/>
-                <w:szCs w:val="20"/>
-              </w:rPr>
-              <w:t xml:space="preserve">ErrorFileLoggerProviderTests</w:t>
-            </w:r>
-          </w:p>
-        </w:tc>
-        <w:tc>
-          <w:tcPr>
-            <w:tcW w:type="dxa" w:w="5860"/>
+            <w:tcW w:type="dxa" w:w="200"/>
             <w:tcBorders>
               <w:top w:val="single" w:color="CCCCCC" w:sz="1"/>
               <w:left w:val="single" w:color="CCCCCC" w:sz="1"/>
@@ -8114,7 +8573,112 @@
                 <w:sz w:val="20"/>
                 <w:szCs w:val="20"/>
               </w:rPr>
-              <w:t xml:space="preserve">Rotación de logs, limpieza por retención, límites de fecha.</w:t>
+              <w:t xml:space="preserve"/>
+            </w:r>
+          </w:p>
+        </w:tc>
+        <w:tc>
+          <w:tcPr>
+            <w:tcW w:type="dxa" w:w="3300"/>
+            <w:tcBorders>
+              <w:top w:val="single" w:color="CCCCCC" w:sz="1"/>
+              <w:left w:val="single" w:color="CCCCCC" w:sz="1"/>
+              <w:bottom w:val="single" w:color="CCCCCC" w:sz="1"/>
+              <w:right w:val="single" w:color="CCCCCC" w:sz="1"/>
+            </w:tcBorders>
+            <w:shd w:fill="D5E8F0" w:val="clear"/>
+            <w:tcMar>
+              <w:top w:type="dxa" w:w="80"/>
+              <w:left w:type="dxa" w:w="140"/>
+              <w:bottom w:type="dxa" w:w="80"/>
+              <w:right w:type="dxa" w:w="140"/>
+            </w:tcMar>
+            <w:vAlign w:val="center"/>
+          </w:tcPr>
+          <w:p>
+            <w:pPr>
+              <w:spacing w:after="0" w:before="0"/>
+            </w:pPr>
+            <w:r>
+              <w:rPr>
+                <w:rFonts w:ascii="Arial" w:cs="Arial" w:eastAsia="Arial" w:hAnsi="Arial"/>
+                <w:b/>
+                <w:bCs/>
+                <w:color w:val="000000"/>
+                <w:sz w:val="20"/>
+                <w:szCs w:val="20"/>
+              </w:rPr>
+              <w:t xml:space="preserve">FolderWatcherEngineResilienceTests</w:t>
+            </w:r>
+          </w:p>
+        </w:tc>
+        <w:tc>
+          <w:tcPr>
+            <w:tcW w:type="dxa" w:w="1000"/>
+            <w:tcBorders>
+              <w:top w:val="single" w:color="CCCCCC" w:sz="1"/>
+              <w:left w:val="single" w:color="CCCCCC" w:sz="1"/>
+              <w:bottom w:val="single" w:color="CCCCCC" w:sz="1"/>
+              <w:right w:val="single" w:color="CCCCCC" w:sz="1"/>
+            </w:tcBorders>
+            <w:shd w:fill="BDD7EE" w:val="clear"/>
+            <w:tcMar>
+              <w:top w:type="dxa" w:w="80"/>
+              <w:left w:type="dxa" w:w="140"/>
+              <w:bottom w:type="dxa" w:w="80"/>
+              <w:right w:type="dxa" w:w="140"/>
+            </w:tcMar>
+            <w:vAlign w:val="center"/>
+          </w:tcPr>
+          <w:p>
+            <w:pPr>
+              <w:spacing w:after="0" w:before="0"/>
+            </w:pPr>
+            <w:r>
+              <w:rPr>
+                <w:rFonts w:ascii="Arial" w:cs="Arial" w:eastAsia="Arial" w:hAnsi="Arial"/>
+                <w:b/>
+                <w:bCs/>
+                <w:color w:val="1F3864"/>
+                <w:sz w:val="20"/>
+                <w:szCs w:val="20"/>
+              </w:rPr>
+              <w:t xml:space="preserve">2</w:t>
+            </w:r>
+          </w:p>
+        </w:tc>
+        <w:tc>
+          <w:tcPr>
+            <w:tcW w:type="dxa" w:w="4860"/>
+            <w:tcBorders>
+              <w:top w:val="single" w:color="CCCCCC" w:sz="1"/>
+              <w:left w:val="single" w:color="CCCCCC" w:sz="1"/>
+              <w:bottom w:val="single" w:color="CCCCCC" w:sz="1"/>
+              <w:right w:val="single" w:color="CCCCCC" w:sz="1"/>
+            </w:tcBorders>
+            <w:shd w:fill="FFFFFF" w:val="clear"/>
+            <w:tcMar>
+              <w:top w:type="dxa" w:w="80"/>
+              <w:left w:type="dxa" w:w="140"/>
+              <w:bottom w:type="dxa" w:w="80"/>
+              <w:right w:type="dxa" w:w="140"/>
+            </w:tcMar>
+            <w:vAlign w:val="center"/>
+          </w:tcPr>
+          <w:p>
+            <w:pPr>
+              <w:spacing w:after="0" w:before="0"/>
+            </w:pPr>
+            <w:r>
+              <w:rPr>
+                <w:rFonts w:ascii="Arial" w:cs="Arial" w:eastAsia="Arial" w:hAnsi="Arial"/>
+                <w:b w:val="false"/>
+                <w:bCs w:val="false"/>
+                <w:color w:val="000000"/>
+                <w:sz w:val="20"/>
+                <w:szCs w:val="20"/>
+              </w:rPr>
+              <w:t xml:space="preserve">Cuarentena tras máximo de reintentos. Continuidad del motor ante excepciones persistentes del procesador.</w:t>
             </w:r>
           </w:p>
         </w:tc>
@@ -8122,42 +8686,7 @@
       <w:tr>
         <w:tc>
           <w:tcPr>
-            <w:tcW w:type="dxa" w:w="3500"/>
-            <w:tcBorders>
-              <w:top w:val="single" w:color="CCCCCC" w:sz="1"/>
-              <w:left w:val="single" w:color="CCCCCC" w:sz="1"/>
-              <w:bottom w:val="single" w:color="CCCCCC" w:sz="1"/>
-              <w:right w:val="single" w:color="CCCCCC" w:sz="1"/>
-            </w:tcBorders>
-            <w:shd w:fill="D5E8F0" w:val="clear"/>
-            <w:tcMar>
-              <w:top w:type="dxa" w:w="80"/>
-              <w:left w:type="dxa" w:w="140"/>
-              <w:bottom w:type="dxa" w:w="80"/>
-              <w:right w:type="dxa" w:w="140"/>
-            </w:tcMar>
-            <w:vAlign w:val="center"/>
-          </w:tcPr>
-          <w:p>
-            <w:pPr>
-              <w:spacing w:after="0" w:before="0"/>
-            </w:pPr>
-            <w:r>
-              <w:rPr>
-                <w:rFonts w:ascii="Arial" w:cs="Arial" w:eastAsia="Arial" w:hAnsi="Arial"/>
-                <w:b/>
-                <w:bCs/>
-                <w:color w:val="000000"/>
-                <w:sz w:val="20"/>
-                <w:szCs w:val="20"/>
-              </w:rPr>
-              <w:t xml:space="preserve">RealExampleFilesTests</w:t>
-            </w:r>
-          </w:p>
-        </w:tc>
-        <w:tc>
-          <w:tcPr>
-            <w:tcW w:type="dxa" w:w="5860"/>
+            <w:tcW w:type="dxa" w:w="200"/>
             <w:tcBorders>
               <w:top w:val="single" w:color="CCCCCC" w:sz="1"/>
               <w:left w:val="single" w:color="CCCCCC" w:sz="1"/>
@@ -8186,7 +8715,1532 @@
                 <w:sz w:val="20"/>
                 <w:szCs w:val="20"/>
               </w:rPr>
-              <w:t xml:space="preserve">Integración con archivos reales de GRE e IDOC (datos de ejemplo).</w:t>
+              <w:t xml:space="preserve"/>
+            </w:r>
+          </w:p>
+        </w:tc>
+        <w:tc>
+          <w:tcPr>
+            <w:tcW w:type="dxa" w:w="3300"/>
+            <w:tcBorders>
+              <w:top w:val="single" w:color="CCCCCC" w:sz="1"/>
+              <w:left w:val="single" w:color="CCCCCC" w:sz="1"/>
+              <w:bottom w:val="single" w:color="CCCCCC" w:sz="1"/>
+              <w:right w:val="single" w:color="CCCCCC" w:sz="1"/>
+            </w:tcBorders>
+            <w:shd w:fill="D5E8F0" w:val="clear"/>
+            <w:tcMar>
+              <w:top w:type="dxa" w:w="80"/>
+              <w:left w:type="dxa" w:w="140"/>
+              <w:bottom w:type="dxa" w:w="80"/>
+              <w:right w:type="dxa" w:w="140"/>
+            </w:tcMar>
+            <w:vAlign w:val="center"/>
+          </w:tcPr>
+          <w:p>
+            <w:pPr>
+              <w:spacing w:after="0" w:before="0"/>
+            </w:pPr>
+            <w:r>
+              <w:rPr>
+                <w:rFonts w:ascii="Arial" w:cs="Arial" w:eastAsia="Arial" w:hAnsi="Arial"/>
+                <w:b/>
+                <w:bCs/>
+                <w:color w:val="000000"/>
+                <w:sz w:val="20"/>
+                <w:szCs w:val="20"/>
+              </w:rPr>
+              <w:t xml:space="preserve">FolderWatcherEngineBehaviorTests</w:t>
+            </w:r>
+          </w:p>
+        </w:tc>
+        <w:tc>
+          <w:tcPr>
+            <w:tcW w:type="dxa" w:w="1000"/>
+            <w:tcBorders>
+              <w:top w:val="single" w:color="CCCCCC" w:sz="1"/>
+              <w:left w:val="single" w:color="CCCCCC" w:sz="1"/>
+              <w:bottom w:val="single" w:color="CCCCCC" w:sz="1"/>
+              <w:right w:val="single" w:color="CCCCCC" w:sz="1"/>
+            </w:tcBorders>
+            <w:shd w:fill="BDD7EE" w:val="clear"/>
+            <w:tcMar>
+              <w:top w:type="dxa" w:w="80"/>
+              <w:left w:type="dxa" w:w="140"/>
+              <w:bottom w:type="dxa" w:w="80"/>
+              <w:right w:type="dxa" w:w="140"/>
+            </w:tcMar>
+            <w:vAlign w:val="center"/>
+          </w:tcPr>
+          <w:p>
+            <w:pPr>
+              <w:spacing w:after="0" w:before="0"/>
+            </w:pPr>
+            <w:r>
+              <w:rPr>
+                <w:rFonts w:ascii="Arial" w:cs="Arial" w:eastAsia="Arial" w:hAnsi="Arial"/>
+                <w:b/>
+                <w:bCs/>
+                <w:color w:val="1F3864"/>
+                <w:sz w:val="20"/>
+                <w:szCs w:val="20"/>
+              </w:rPr>
+              <w:t xml:space="preserve">4</w:t>
+            </w:r>
+          </w:p>
+        </w:tc>
+        <w:tc>
+          <w:tcPr>
+            <w:tcW w:type="dxa" w:w="4860"/>
+            <w:tcBorders>
+              <w:top w:val="single" w:color="CCCCCC" w:sz="1"/>
+              <w:left w:val="single" w:color="CCCCCC" w:sz="1"/>
+              <w:bottom w:val="single" w:color="CCCCCC" w:sz="1"/>
+              <w:right w:val="single" w:color="CCCCCC" w:sz="1"/>
+            </w:tcBorders>
+            <w:shd w:fill="FFFFFF" w:val="clear"/>
+            <w:tcMar>
+              <w:top w:type="dxa" w:w="80"/>
+              <w:left w:type="dxa" w:w="140"/>
+              <w:bottom w:type="dxa" w:w="80"/>
+              <w:right w:type="dxa" w:w="140"/>
+            </w:tcMar>
+            <w:vAlign w:val="center"/>
+          </w:tcPr>
+          <w:p>
+            <w:pPr>
+              <w:spacing w:after="0" w:before="0"/>
+            </w:pPr>
+            <w:r>
+              <w:rPr>
+                <w:rFonts w:ascii="Arial" w:cs="Arial" w:eastAsia="Arial" w:hAnsi="Arial"/>
+                <w:b w:val="false"/>
+                <w:bCs w:val="false"/>
+                <w:color w:val="000000"/>
+                <w:sz w:val="20"/>
+                <w:szCs w:val="20"/>
+              </w:rPr>
+              <w:t xml:space="preserve">Re-encolado de archivos existentes al iniciar. Detección de archivos nuevos. Cola bajo picos de carga. Recuperación del watcher.</w:t>
+            </w:r>
+          </w:p>
+        </w:tc>
+      </w:tr>
+      <w:tr>
+        <w:tc>
+          <w:tcPr>
+            <w:tcW w:type="dxa" w:w="200"/>
+            <w:tcBorders>
+              <w:top w:val="single" w:color="CCCCCC" w:sz="1"/>
+              <w:left w:val="single" w:color="CCCCCC" w:sz="1"/>
+              <w:bottom w:val="single" w:color="CCCCCC" w:sz="1"/>
+              <w:right w:val="single" w:color="CCCCCC" w:sz="1"/>
+            </w:tcBorders>
+            <w:shd w:fill="FFFFFF" w:val="clear"/>
+            <w:tcMar>
+              <w:top w:type="dxa" w:w="80"/>
+              <w:left w:type="dxa" w:w="140"/>
+              <w:bottom w:type="dxa" w:w="80"/>
+              <w:right w:type="dxa" w:w="140"/>
+            </w:tcMar>
+            <w:vAlign w:val="center"/>
+          </w:tcPr>
+          <w:p>
+            <w:pPr>
+              <w:spacing w:after="0" w:before="0"/>
+            </w:pPr>
+            <w:r>
+              <w:rPr>
+                <w:rFonts w:ascii="Arial" w:cs="Arial" w:eastAsia="Arial" w:hAnsi="Arial"/>
+                <w:b w:val="false"/>
+                <w:bCs w:val="false"/>
+                <w:color w:val="000000"/>
+                <w:sz w:val="20"/>
+                <w:szCs w:val="20"/>
+              </w:rPr>
+              <w:t xml:space="preserve"/>
+            </w:r>
+          </w:p>
+        </w:tc>
+        <w:tc>
+          <w:tcPr>
+            <w:tcW w:type="dxa" w:w="3300"/>
+            <w:tcBorders>
+              <w:top w:val="single" w:color="CCCCCC" w:sz="1"/>
+              <w:left w:val="single" w:color="CCCCCC" w:sz="1"/>
+              <w:bottom w:val="single" w:color="CCCCCC" w:sz="1"/>
+              <w:right w:val="single" w:color="CCCCCC" w:sz="1"/>
+            </w:tcBorders>
+            <w:shd w:fill="D5E8F0" w:val="clear"/>
+            <w:tcMar>
+              <w:top w:type="dxa" w:w="80"/>
+              <w:left w:type="dxa" w:w="140"/>
+              <w:bottom w:type="dxa" w:w="80"/>
+              <w:right w:type="dxa" w:w="140"/>
+            </w:tcMar>
+            <w:vAlign w:val="center"/>
+          </w:tcPr>
+          <w:p>
+            <w:pPr>
+              <w:spacing w:after="0" w:before="0"/>
+            </w:pPr>
+            <w:r>
+              <w:rPr>
+                <w:rFonts w:ascii="Arial" w:cs="Arial" w:eastAsia="Arial" w:hAnsi="Arial"/>
+                <w:b/>
+                <w:bCs/>
+                <w:color w:val="000000"/>
+                <w:sz w:val="20"/>
+                <w:szCs w:val="20"/>
+              </w:rPr>
+              <w:t xml:space="preserve">GreFileProcessorIntegrationTests</w:t>
+            </w:r>
+          </w:p>
+        </w:tc>
+        <w:tc>
+          <w:tcPr>
+            <w:tcW w:type="dxa" w:w="1000"/>
+            <w:tcBorders>
+              <w:top w:val="single" w:color="CCCCCC" w:sz="1"/>
+              <w:left w:val="single" w:color="CCCCCC" w:sz="1"/>
+              <w:bottom w:val="single" w:color="CCCCCC" w:sz="1"/>
+              <w:right w:val="single" w:color="CCCCCC" w:sz="1"/>
+            </w:tcBorders>
+            <w:shd w:fill="BDD7EE" w:val="clear"/>
+            <w:tcMar>
+              <w:top w:type="dxa" w:w="80"/>
+              <w:left w:type="dxa" w:w="140"/>
+              <w:bottom w:type="dxa" w:w="80"/>
+              <w:right w:type="dxa" w:w="140"/>
+            </w:tcMar>
+            <w:vAlign w:val="center"/>
+          </w:tcPr>
+          <w:p>
+            <w:pPr>
+              <w:spacing w:after="0" w:before="0"/>
+            </w:pPr>
+            <w:r>
+              <w:rPr>
+                <w:rFonts w:ascii="Arial" w:cs="Arial" w:eastAsia="Arial" w:hAnsi="Arial"/>
+                <w:b/>
+                <w:bCs/>
+                <w:color w:val="1F3864"/>
+                <w:sz w:val="20"/>
+                <w:szCs w:val="20"/>
+              </w:rPr>
+              <w:t xml:space="preserve">6</w:t>
+            </w:r>
+          </w:p>
+        </w:tc>
+        <w:tc>
+          <w:tcPr>
+            <w:tcW w:type="dxa" w:w="4860"/>
+            <w:tcBorders>
+              <w:top w:val="single" w:color="CCCCCC" w:sz="1"/>
+              <w:left w:val="single" w:color="CCCCCC" w:sz="1"/>
+              <w:bottom w:val="single" w:color="CCCCCC" w:sz="1"/>
+              <w:right w:val="single" w:color="CCCCCC" w:sz="1"/>
+            </w:tcBorders>
+            <w:shd w:fill="FFFFFF" w:val="clear"/>
+            <w:tcMar>
+              <w:top w:type="dxa" w:w="80"/>
+              <w:left w:type="dxa" w:w="140"/>
+              <w:bottom w:type="dxa" w:w="80"/>
+              <w:right w:type="dxa" w:w="140"/>
+            </w:tcMar>
+            <w:vAlign w:val="center"/>
+          </w:tcPr>
+          <w:p>
+            <w:pPr>
+              <w:spacing w:after="0" w:before="0"/>
+            </w:pPr>
+            <w:r>
+              <w:rPr>
+                <w:rFonts w:ascii="Arial" w:cs="Arial" w:eastAsia="Arial" w:hAnsi="Arial"/>
+                <w:b w:val="false"/>
+                <w:bCs w:val="false"/>
+                <w:color w:val="000000"/>
+                <w:sz w:val="20"/>
+                <w:szCs w:val="20"/>
+              </w:rPr>
+              <w:t xml:space="preserve">Flujo completo GRE: persistencia + copia de PDF. Rollback si la copia falla. Cortocircuito por guía existente. Rechazo por MotivoTraslado, código destino y campos obligatorios inválidos.</w:t>
+            </w:r>
+          </w:p>
+        </w:tc>
+      </w:tr>
+      <w:tr>
+        <w:tc>
+          <w:tcPr>
+            <w:tcW w:type="dxa" w:w="200"/>
+            <w:tcBorders>
+              <w:top w:val="single" w:color="CCCCCC" w:sz="1"/>
+              <w:left w:val="single" w:color="CCCCCC" w:sz="1"/>
+              <w:bottom w:val="single" w:color="CCCCCC" w:sz="1"/>
+              <w:right w:val="single" w:color="CCCCCC" w:sz="1"/>
+            </w:tcBorders>
+            <w:shd w:fill="FFFFFF" w:val="clear"/>
+            <w:tcMar>
+              <w:top w:type="dxa" w:w="80"/>
+              <w:left w:type="dxa" w:w="140"/>
+              <w:bottom w:type="dxa" w:w="80"/>
+              <w:right w:type="dxa" w:w="140"/>
+            </w:tcMar>
+            <w:vAlign w:val="center"/>
+          </w:tcPr>
+          <w:p>
+            <w:pPr>
+              <w:spacing w:after="0" w:before="0"/>
+            </w:pPr>
+            <w:r>
+              <w:rPr>
+                <w:rFonts w:ascii="Arial" w:cs="Arial" w:eastAsia="Arial" w:hAnsi="Arial"/>
+                <w:b w:val="false"/>
+                <w:bCs w:val="false"/>
+                <w:color w:val="000000"/>
+                <w:sz w:val="20"/>
+                <w:szCs w:val="20"/>
+              </w:rPr>
+              <w:t xml:space="preserve"/>
+            </w:r>
+          </w:p>
+        </w:tc>
+        <w:tc>
+          <w:tcPr>
+            <w:tcW w:type="dxa" w:w="3300"/>
+            <w:tcBorders>
+              <w:top w:val="single" w:color="CCCCCC" w:sz="1"/>
+              <w:left w:val="single" w:color="CCCCCC" w:sz="1"/>
+              <w:bottom w:val="single" w:color="CCCCCC" w:sz="1"/>
+              <w:right w:val="single" w:color="CCCCCC" w:sz="1"/>
+            </w:tcBorders>
+            <w:shd w:fill="D5E8F0" w:val="clear"/>
+            <w:tcMar>
+              <w:top w:type="dxa" w:w="80"/>
+              <w:left w:type="dxa" w:w="140"/>
+              <w:bottom w:type="dxa" w:w="80"/>
+              <w:right w:type="dxa" w:w="140"/>
+            </w:tcMar>
+            <w:vAlign w:val="center"/>
+          </w:tcPr>
+          <w:p>
+            <w:pPr>
+              <w:spacing w:after="0" w:before="0"/>
+            </w:pPr>
+            <w:r>
+              <w:rPr>
+                <w:rFonts w:ascii="Arial" w:cs="Arial" w:eastAsia="Arial" w:hAnsi="Arial"/>
+                <w:b/>
+                <w:bCs/>
+                <w:color w:val="000000"/>
+                <w:sz w:val="20"/>
+                <w:szCs w:val="20"/>
+              </w:rPr>
+              <w:t xml:space="preserve">GreProcessingGateTests</w:t>
+            </w:r>
+          </w:p>
+        </w:tc>
+        <w:tc>
+          <w:tcPr>
+            <w:tcW w:type="dxa" w:w="1000"/>
+            <w:tcBorders>
+              <w:top w:val="single" w:color="CCCCCC" w:sz="1"/>
+              <w:left w:val="single" w:color="CCCCCC" w:sz="1"/>
+              <w:bottom w:val="single" w:color="CCCCCC" w:sz="1"/>
+              <w:right w:val="single" w:color="CCCCCC" w:sz="1"/>
+            </w:tcBorders>
+            <w:shd w:fill="BDD7EE" w:val="clear"/>
+            <w:tcMar>
+              <w:top w:type="dxa" w:w="80"/>
+              <w:left w:type="dxa" w:w="140"/>
+              <w:bottom w:type="dxa" w:w="80"/>
+              <w:right w:type="dxa" w:w="140"/>
+            </w:tcMar>
+            <w:vAlign w:val="center"/>
+          </w:tcPr>
+          <w:p>
+            <w:pPr>
+              <w:spacing w:after="0" w:before="0"/>
+            </w:pPr>
+            <w:r>
+              <w:rPr>
+                <w:rFonts w:ascii="Arial" w:cs="Arial" w:eastAsia="Arial" w:hAnsi="Arial"/>
+                <w:b/>
+                <w:bCs/>
+                <w:color w:val="1F3864"/>
+                <w:sz w:val="20"/>
+                <w:szCs w:val="20"/>
+              </w:rPr>
+              <w:t xml:space="preserve">3</w:t>
+            </w:r>
+          </w:p>
+        </w:tc>
+        <w:tc>
+          <w:tcPr>
+            <w:tcW w:type="dxa" w:w="4860"/>
+            <w:tcBorders>
+              <w:top w:val="single" w:color="CCCCCC" w:sz="1"/>
+              <w:left w:val="single" w:color="CCCCCC" w:sz="1"/>
+              <w:bottom w:val="single" w:color="CCCCCC" w:sz="1"/>
+              <w:right w:val="single" w:color="CCCCCC" w:sz="1"/>
+            </w:tcBorders>
+            <w:shd w:fill="FFFFFF" w:val="clear"/>
+            <w:tcMar>
+              <w:top w:type="dxa" w:w="80"/>
+              <w:left w:type="dxa" w:w="140"/>
+              <w:bottom w:type="dxa" w:w="80"/>
+              <w:right w:type="dxa" w:w="140"/>
+            </w:tcMar>
+            <w:vAlign w:val="center"/>
+          </w:tcPr>
+          <w:p>
+            <w:pPr>
+              <w:spacing w:after="0" w:before="0"/>
+            </w:pPr>
+            <w:r>
+              <w:rPr>
+                <w:rFonts w:ascii="Arial" w:cs="Arial" w:eastAsia="Arial" w:hAnsi="Arial"/>
+                <w:b w:val="false"/>
+                <w:bCs w:val="false"/>
+                <w:color w:val="000000"/>
+                <w:sz w:val="20"/>
+                <w:szCs w:val="20"/>
+              </w:rPr>
+              <w:t xml:space="preserve">Bloqueo case-insensitive del mismo archivo. Liberación del lock para reprocessing. Un único ganador bajo concurrencia.</w:t>
+            </w:r>
+          </w:p>
+        </w:tc>
+      </w:tr>
+      <w:tr>
+        <w:tc>
+          <w:tcPr>
+            <w:tcW w:type="dxa" w:w="200"/>
+            <w:tcBorders>
+              <w:top w:val="single" w:color="CCCCCC" w:sz="1"/>
+              <w:left w:val="single" w:color="CCCCCC" w:sz="1"/>
+              <w:bottom w:val="single" w:color="CCCCCC" w:sz="1"/>
+              <w:right w:val="single" w:color="CCCCCC" w:sz="1"/>
+            </w:tcBorders>
+            <w:shd w:fill="FFFFFF" w:val="clear"/>
+            <w:tcMar>
+              <w:top w:type="dxa" w:w="80"/>
+              <w:left w:type="dxa" w:w="140"/>
+              <w:bottom w:type="dxa" w:w="80"/>
+              <w:right w:type="dxa" w:w="140"/>
+            </w:tcMar>
+            <w:vAlign w:val="center"/>
+          </w:tcPr>
+          <w:p>
+            <w:pPr>
+              <w:spacing w:after="0" w:before="0"/>
+            </w:pPr>
+            <w:r>
+              <w:rPr>
+                <w:rFonts w:ascii="Arial" w:cs="Arial" w:eastAsia="Arial" w:hAnsi="Arial"/>
+                <w:b w:val="false"/>
+                <w:bCs w:val="false"/>
+                <w:color w:val="000000"/>
+                <w:sz w:val="20"/>
+                <w:szCs w:val="20"/>
+              </w:rPr>
+              <w:t xml:space="preserve"/>
+            </w:r>
+          </w:p>
+        </w:tc>
+        <w:tc>
+          <w:tcPr>
+            <w:tcW w:type="dxa" w:w="3300"/>
+            <w:tcBorders>
+              <w:top w:val="single" w:color="CCCCCC" w:sz="1"/>
+              <w:left w:val="single" w:color="CCCCCC" w:sz="1"/>
+              <w:bottom w:val="single" w:color="CCCCCC" w:sz="1"/>
+              <w:right w:val="single" w:color="CCCCCC" w:sz="1"/>
+            </w:tcBorders>
+            <w:shd w:fill="D5E8F0" w:val="clear"/>
+            <w:tcMar>
+              <w:top w:type="dxa" w:w="80"/>
+              <w:left w:type="dxa" w:w="140"/>
+              <w:bottom w:type="dxa" w:w="80"/>
+              <w:right w:type="dxa" w:w="140"/>
+            </w:tcMar>
+            <w:vAlign w:val="center"/>
+          </w:tcPr>
+          <w:p>
+            <w:pPr>
+              <w:spacing w:after="0" w:before="0"/>
+            </w:pPr>
+            <w:r>
+              <w:rPr>
+                <w:rFonts w:ascii="Arial" w:cs="Arial" w:eastAsia="Arial" w:hAnsi="Arial"/>
+                <w:b/>
+                <w:bCs/>
+                <w:color w:val="000000"/>
+                <w:sz w:val="20"/>
+                <w:szCs w:val="20"/>
+              </w:rPr>
+              <w:t xml:space="preserve">IdocRepositoryLogicTests</w:t>
+            </w:r>
+          </w:p>
+        </w:tc>
+        <w:tc>
+          <w:tcPr>
+            <w:tcW w:type="dxa" w:w="1000"/>
+            <w:tcBorders>
+              <w:top w:val="single" w:color="CCCCCC" w:sz="1"/>
+              <w:left w:val="single" w:color="CCCCCC" w:sz="1"/>
+              <w:bottom w:val="single" w:color="CCCCCC" w:sz="1"/>
+              <w:right w:val="single" w:color="CCCCCC" w:sz="1"/>
+            </w:tcBorders>
+            <w:shd w:fill="BDD7EE" w:val="clear"/>
+            <w:tcMar>
+              <w:top w:type="dxa" w:w="80"/>
+              <w:left w:type="dxa" w:w="140"/>
+              <w:bottom w:type="dxa" w:w="80"/>
+              <w:right w:type="dxa" w:w="140"/>
+            </w:tcMar>
+            <w:vAlign w:val="center"/>
+          </w:tcPr>
+          <w:p>
+            <w:pPr>
+              <w:spacing w:after="0" w:before="0"/>
+            </w:pPr>
+            <w:r>
+              <w:rPr>
+                <w:rFonts w:ascii="Arial" w:cs="Arial" w:eastAsia="Arial" w:hAnsi="Arial"/>
+                <w:b/>
+                <w:bCs/>
+                <w:color w:val="1F3864"/>
+                <w:sz w:val="20"/>
+                <w:szCs w:val="20"/>
+              </w:rPr>
+              <w:t xml:space="preserve">3</w:t>
+            </w:r>
+          </w:p>
+        </w:tc>
+        <w:tc>
+          <w:tcPr>
+            <w:tcW w:type="dxa" w:w="4860"/>
+            <w:tcBorders>
+              <w:top w:val="single" w:color="CCCCCC" w:sz="1"/>
+              <w:left w:val="single" w:color="CCCCCC" w:sz="1"/>
+              <w:bottom w:val="single" w:color="CCCCCC" w:sz="1"/>
+              <w:right w:val="single" w:color="CCCCCC" w:sz="1"/>
+            </w:tcBorders>
+            <w:shd w:fill="FFFFFF" w:val="clear"/>
+            <w:tcMar>
+              <w:top w:type="dxa" w:w="80"/>
+              <w:left w:type="dxa" w:w="140"/>
+              <w:bottom w:type="dxa" w:w="80"/>
+              <w:right w:type="dxa" w:w="140"/>
+            </w:tcMar>
+            <w:vAlign w:val="center"/>
+          </w:tcPr>
+          <w:p>
+            <w:pPr>
+              <w:spacing w:after="0" w:before="0"/>
+            </w:pPr>
+            <w:r>
+              <w:rPr>
+                <w:rFonts w:ascii="Arial" w:cs="Arial" w:eastAsia="Arial" w:hAnsi="Arial"/>
+                <w:b w:val="false"/>
+                <w:bCs w:val="false"/>
+                <w:color w:val="000000"/>
+                <w:sz w:val="20"/>
+                <w:szCs w:val="20"/>
+              </w:rPr>
+              <w:t xml:space="preserve">Detección de clave duplicada SQL (2601/2627). Normalización de fechas para inserción.</w:t>
+            </w:r>
+          </w:p>
+        </w:tc>
+      </w:tr>
+      <w:tr>
+        <w:tc>
+          <w:tcPr>
+            <w:tcW w:type="dxa" w:w="200"/>
+            <w:tcBorders>
+              <w:top w:val="single" w:color="CCCCCC" w:sz="1"/>
+              <w:left w:val="single" w:color="CCCCCC" w:sz="1"/>
+              <w:bottom w:val="single" w:color="CCCCCC" w:sz="1"/>
+              <w:right w:val="single" w:color="CCCCCC" w:sz="1"/>
+            </w:tcBorders>
+            <w:shd w:fill="FFFFFF" w:val="clear"/>
+            <w:tcMar>
+              <w:top w:type="dxa" w:w="80"/>
+              <w:left w:type="dxa" w:w="140"/>
+              <w:bottom w:type="dxa" w:w="80"/>
+              <w:right w:type="dxa" w:w="140"/>
+            </w:tcMar>
+            <w:vAlign w:val="center"/>
+          </w:tcPr>
+          <w:p>
+            <w:pPr>
+              <w:spacing w:after="0" w:before="0"/>
+            </w:pPr>
+            <w:r>
+              <w:rPr>
+                <w:rFonts w:ascii="Arial" w:cs="Arial" w:eastAsia="Arial" w:hAnsi="Arial"/>
+                <w:b w:val="false"/>
+                <w:bCs w:val="false"/>
+                <w:color w:val="000000"/>
+                <w:sz w:val="20"/>
+                <w:szCs w:val="20"/>
+              </w:rPr>
+              <w:t xml:space="preserve"/>
+            </w:r>
+          </w:p>
+        </w:tc>
+        <w:tc>
+          <w:tcPr>
+            <w:tcW w:type="dxa" w:w="3300"/>
+            <w:tcBorders>
+              <w:top w:val="single" w:color="CCCCCC" w:sz="1"/>
+              <w:left w:val="single" w:color="CCCCCC" w:sz="1"/>
+              <w:bottom w:val="single" w:color="CCCCCC" w:sz="1"/>
+              <w:right w:val="single" w:color="CCCCCC" w:sz="1"/>
+            </w:tcBorders>
+            <w:shd w:fill="D5E8F0" w:val="clear"/>
+            <w:tcMar>
+              <w:top w:type="dxa" w:w="80"/>
+              <w:left w:type="dxa" w:w="140"/>
+              <w:bottom w:type="dxa" w:w="80"/>
+              <w:right w:type="dxa" w:w="140"/>
+            </w:tcMar>
+            <w:vAlign w:val="center"/>
+          </w:tcPr>
+          <w:p>
+            <w:pPr>
+              <w:spacing w:after="0" w:before="0"/>
+            </w:pPr>
+            <w:r>
+              <w:rPr>
+                <w:rFonts w:ascii="Arial" w:cs="Arial" w:eastAsia="Arial" w:hAnsi="Arial"/>
+                <w:b/>
+                <w:bCs/>
+                <w:color w:val="000000"/>
+                <w:sz w:val="20"/>
+                <w:szCs w:val="20"/>
+              </w:rPr>
+              <w:t xml:space="preserve">IdocRepositoryIntegrationTests</w:t>
+            </w:r>
+          </w:p>
+        </w:tc>
+        <w:tc>
+          <w:tcPr>
+            <w:tcW w:type="dxa" w:w="1000"/>
+            <w:tcBorders>
+              <w:top w:val="single" w:color="CCCCCC" w:sz="1"/>
+              <w:left w:val="single" w:color="CCCCCC" w:sz="1"/>
+              <w:bottom w:val="single" w:color="CCCCCC" w:sz="1"/>
+              <w:right w:val="single" w:color="CCCCCC" w:sz="1"/>
+            </w:tcBorders>
+            <w:shd w:fill="BDD7EE" w:val="clear"/>
+            <w:tcMar>
+              <w:top w:type="dxa" w:w="80"/>
+              <w:left w:type="dxa" w:w="140"/>
+              <w:bottom w:type="dxa" w:w="80"/>
+              <w:right w:type="dxa" w:w="140"/>
+            </w:tcMar>
+            <w:vAlign w:val="center"/>
+          </w:tcPr>
+          <w:p>
+            <w:pPr>
+              <w:spacing w:after="0" w:before="0"/>
+            </w:pPr>
+            <w:r>
+              <w:rPr>
+                <w:rFonts w:ascii="Arial" w:cs="Arial" w:eastAsia="Arial" w:hAnsi="Arial"/>
+                <w:b/>
+                <w:bCs/>
+                <w:color w:val="1F3864"/>
+                <w:sz w:val="20"/>
+                <w:szCs w:val="20"/>
+              </w:rPr>
+              <w:t xml:space="preserve">3</w:t>
+            </w:r>
+          </w:p>
+        </w:tc>
+        <w:tc>
+          <w:tcPr>
+            <w:tcW w:type="dxa" w:w="4860"/>
+            <w:tcBorders>
+              <w:top w:val="single" w:color="CCCCCC" w:sz="1"/>
+              <w:left w:val="single" w:color="CCCCCC" w:sz="1"/>
+              <w:bottom w:val="single" w:color="CCCCCC" w:sz="1"/>
+              <w:right w:val="single" w:color="CCCCCC" w:sz="1"/>
+            </w:tcBorders>
+            <w:shd w:fill="FFFFFF" w:val="clear"/>
+            <w:tcMar>
+              <w:top w:type="dxa" w:w="80"/>
+              <w:left w:type="dxa" w:w="140"/>
+              <w:bottom w:type="dxa" w:w="80"/>
+              <w:right w:type="dxa" w:w="140"/>
+            </w:tcMar>
+            <w:vAlign w:val="center"/>
+          </w:tcPr>
+          <w:p>
+            <w:pPr>
+              <w:spacing w:after="0" w:before="0"/>
+            </w:pPr>
+            <w:r>
+              <w:rPr>
+                <w:rFonts w:ascii="Arial" w:cs="Arial" w:eastAsia="Arial" w:hAnsi="Arial"/>
+                <w:b w:val="false"/>
+                <w:bCs w:val="false"/>
+                <w:color w:val="000000"/>
+                <w:sz w:val="20"/>
+                <w:szCs w:val="20"/>
+              </w:rPr>
+              <w:t xml:space="preserve">Inserción de cabecera y detalles en batches. Rechazo de nombre de archivo duplicado. Paginación para listas &gt; 500 elementos.</w:t>
+            </w:r>
+          </w:p>
+        </w:tc>
+      </w:tr>
+      <w:tr>
+        <w:tc>
+          <w:tcPr>
+            <w:tcW w:type="dxa" w:w="200"/>
+            <w:tcBorders>
+              <w:top w:val="single" w:color="CCCCCC" w:sz="1"/>
+              <w:left w:val="single" w:color="CCCCCC" w:sz="1"/>
+              <w:bottom w:val="single" w:color="CCCCCC" w:sz="1"/>
+              <w:right w:val="single" w:color="CCCCCC" w:sz="1"/>
+            </w:tcBorders>
+            <w:shd w:fill="FFFFFF" w:val="clear"/>
+            <w:tcMar>
+              <w:top w:type="dxa" w:w="80"/>
+              <w:left w:type="dxa" w:w="140"/>
+              <w:bottom w:type="dxa" w:w="80"/>
+              <w:right w:type="dxa" w:w="140"/>
+            </w:tcMar>
+            <w:vAlign w:val="center"/>
+          </w:tcPr>
+          <w:p>
+            <w:pPr>
+              <w:spacing w:after="0" w:before="0"/>
+            </w:pPr>
+            <w:r>
+              <w:rPr>
+                <w:rFonts w:ascii="Arial" w:cs="Arial" w:eastAsia="Arial" w:hAnsi="Arial"/>
+                <w:b w:val="false"/>
+                <w:bCs w:val="false"/>
+                <w:color w:val="000000"/>
+                <w:sz w:val="20"/>
+                <w:szCs w:val="20"/>
+              </w:rPr>
+              <w:t xml:space="preserve"/>
+            </w:r>
+          </w:p>
+        </w:tc>
+        <w:tc>
+          <w:tcPr>
+            <w:tcW w:type="dxa" w:w="3300"/>
+            <w:tcBorders>
+              <w:top w:val="single" w:color="CCCCCC" w:sz="1"/>
+              <w:left w:val="single" w:color="CCCCCC" w:sz="1"/>
+              <w:bottom w:val="single" w:color="CCCCCC" w:sz="1"/>
+              <w:right w:val="single" w:color="CCCCCC" w:sz="1"/>
+            </w:tcBorders>
+            <w:shd w:fill="D5E8F0" w:val="clear"/>
+            <w:tcMar>
+              <w:top w:type="dxa" w:w="80"/>
+              <w:left w:type="dxa" w:w="140"/>
+              <w:bottom w:type="dxa" w:w="80"/>
+              <w:right w:type="dxa" w:w="140"/>
+            </w:tcMar>
+            <w:vAlign w:val="center"/>
+          </w:tcPr>
+          <w:p>
+            <w:pPr>
+              <w:spacing w:after="0" w:before="0"/>
+            </w:pPr>
+            <w:r>
+              <w:rPr>
+                <w:rFonts w:ascii="Arial" w:cs="Arial" w:eastAsia="Arial" w:hAnsi="Arial"/>
+                <w:b/>
+                <w:bCs/>
+                <w:color w:val="000000"/>
+                <w:sz w:val="20"/>
+                <w:szCs w:val="20"/>
+              </w:rPr>
+              <w:t xml:space="preserve">SqlTransientRetryTests</w:t>
+            </w:r>
+          </w:p>
+        </w:tc>
+        <w:tc>
+          <w:tcPr>
+            <w:tcW w:type="dxa" w:w="1000"/>
+            <w:tcBorders>
+              <w:top w:val="single" w:color="CCCCCC" w:sz="1"/>
+              <w:left w:val="single" w:color="CCCCCC" w:sz="1"/>
+              <w:bottom w:val="single" w:color="CCCCCC" w:sz="1"/>
+              <w:right w:val="single" w:color="CCCCCC" w:sz="1"/>
+            </w:tcBorders>
+            <w:shd w:fill="BDD7EE" w:val="clear"/>
+            <w:tcMar>
+              <w:top w:type="dxa" w:w="80"/>
+              <w:left w:type="dxa" w:w="140"/>
+              <w:bottom w:type="dxa" w:w="80"/>
+              <w:right w:type="dxa" w:w="140"/>
+            </w:tcMar>
+            <w:vAlign w:val="center"/>
+          </w:tcPr>
+          <w:p>
+            <w:pPr>
+              <w:spacing w:after="0" w:before="0"/>
+            </w:pPr>
+            <w:r>
+              <w:rPr>
+                <w:rFonts w:ascii="Arial" w:cs="Arial" w:eastAsia="Arial" w:hAnsi="Arial"/>
+                <w:b/>
+                <w:bCs/>
+                <w:color w:val="1F3864"/>
+                <w:sz w:val="20"/>
+                <w:szCs w:val="20"/>
+              </w:rPr>
+              <w:t xml:space="preserve">4</w:t>
+            </w:r>
+          </w:p>
+        </w:tc>
+        <w:tc>
+          <w:tcPr>
+            <w:tcW w:type="dxa" w:w="4860"/>
+            <w:tcBorders>
+              <w:top w:val="single" w:color="CCCCCC" w:sz="1"/>
+              <w:left w:val="single" w:color="CCCCCC" w:sz="1"/>
+              <w:bottom w:val="single" w:color="CCCCCC" w:sz="1"/>
+              <w:right w:val="single" w:color="CCCCCC" w:sz="1"/>
+            </w:tcBorders>
+            <w:shd w:fill="FFFFFF" w:val="clear"/>
+            <w:tcMar>
+              <w:top w:type="dxa" w:w="80"/>
+              <w:left w:type="dxa" w:w="140"/>
+              <w:bottom w:type="dxa" w:w="80"/>
+              <w:right w:type="dxa" w:w="140"/>
+            </w:tcMar>
+            <w:vAlign w:val="center"/>
+          </w:tcPr>
+          <w:p>
+            <w:pPr>
+              <w:spacing w:after="0" w:before="0"/>
+            </w:pPr>
+            <w:r>
+              <w:rPr>
+                <w:rFonts w:ascii="Arial" w:cs="Arial" w:eastAsia="Arial" w:hAnsi="Arial"/>
+                <w:b w:val="false"/>
+                <w:bCs w:val="false"/>
+                <w:color w:val="000000"/>
+                <w:sz w:val="20"/>
+                <w:szCs w:val="20"/>
+              </w:rPr>
+              <w:t xml:space="preserve">Reintentos con backoff exponencial hasta éxito. Fallo inmediato para errores no transitorios. Agotamiento de reintentos. Clasificación de códigos SQL transitorios.</w:t>
+            </w:r>
+          </w:p>
+        </w:tc>
+      </w:tr>
+      <w:tr>
+        <w:tc>
+          <w:tcPr>
+            <w:tcW w:type="dxa" w:w="200"/>
+            <w:tcBorders>
+              <w:top w:val="single" w:color="CCCCCC" w:sz="1"/>
+              <w:left w:val="single" w:color="CCCCCC" w:sz="1"/>
+              <w:bottom w:val="single" w:color="CCCCCC" w:sz="1"/>
+              <w:right w:val="single" w:color="CCCCCC" w:sz="1"/>
+            </w:tcBorders>
+            <w:shd w:fill="FFFFFF" w:val="clear"/>
+            <w:tcMar>
+              <w:top w:type="dxa" w:w="80"/>
+              <w:left w:type="dxa" w:w="140"/>
+              <w:bottom w:type="dxa" w:w="80"/>
+              <w:right w:type="dxa" w:w="140"/>
+            </w:tcMar>
+            <w:vAlign w:val="center"/>
+          </w:tcPr>
+          <w:p>
+            <w:pPr>
+              <w:spacing w:after="0" w:before="0"/>
+            </w:pPr>
+            <w:r>
+              <w:rPr>
+                <w:rFonts w:ascii="Arial" w:cs="Arial" w:eastAsia="Arial" w:hAnsi="Arial"/>
+                <w:b w:val="false"/>
+                <w:bCs w:val="false"/>
+                <w:color w:val="000000"/>
+                <w:sz w:val="20"/>
+                <w:szCs w:val="20"/>
+              </w:rPr>
+              <w:t xml:space="preserve"/>
+            </w:r>
+          </w:p>
+        </w:tc>
+        <w:tc>
+          <w:tcPr>
+            <w:tcW w:type="dxa" w:w="3300"/>
+            <w:tcBorders>
+              <w:top w:val="single" w:color="CCCCCC" w:sz="1"/>
+              <w:left w:val="single" w:color="CCCCCC" w:sz="1"/>
+              <w:bottom w:val="single" w:color="CCCCCC" w:sz="1"/>
+              <w:right w:val="single" w:color="CCCCCC" w:sz="1"/>
+            </w:tcBorders>
+            <w:shd w:fill="D5E8F0" w:val="clear"/>
+            <w:tcMar>
+              <w:top w:type="dxa" w:w="80"/>
+              <w:left w:type="dxa" w:w="140"/>
+              <w:bottom w:type="dxa" w:w="80"/>
+              <w:right w:type="dxa" w:w="140"/>
+            </w:tcMar>
+            <w:vAlign w:val="center"/>
+          </w:tcPr>
+          <w:p>
+            <w:pPr>
+              <w:spacing w:after="0" w:before="0"/>
+            </w:pPr>
+            <w:r>
+              <w:rPr>
+                <w:rFonts w:ascii="Arial" w:cs="Arial" w:eastAsia="Arial" w:hAnsi="Arial"/>
+                <w:b/>
+                <w:bCs/>
+                <w:color w:val="000000"/>
+                <w:sz w:val="20"/>
+                <w:szCs w:val="20"/>
+              </w:rPr>
+              <w:t xml:space="preserve">EmailInfrastructureTests</w:t>
+            </w:r>
+          </w:p>
+        </w:tc>
+        <w:tc>
+          <w:tcPr>
+            <w:tcW w:type="dxa" w:w="1000"/>
+            <w:tcBorders>
+              <w:top w:val="single" w:color="CCCCCC" w:sz="1"/>
+              <w:left w:val="single" w:color="CCCCCC" w:sz="1"/>
+              <w:bottom w:val="single" w:color="CCCCCC" w:sz="1"/>
+              <w:right w:val="single" w:color="CCCCCC" w:sz="1"/>
+            </w:tcBorders>
+            <w:shd w:fill="BDD7EE" w:val="clear"/>
+            <w:tcMar>
+              <w:top w:type="dxa" w:w="80"/>
+              <w:left w:type="dxa" w:w="140"/>
+              <w:bottom w:type="dxa" w:w="80"/>
+              <w:right w:type="dxa" w:w="140"/>
+            </w:tcMar>
+            <w:vAlign w:val="center"/>
+          </w:tcPr>
+          <w:p>
+            <w:pPr>
+              <w:spacing w:after="0" w:before="0"/>
+            </w:pPr>
+            <w:r>
+              <w:rPr>
+                <w:rFonts w:ascii="Arial" w:cs="Arial" w:eastAsia="Arial" w:hAnsi="Arial"/>
+                <w:b/>
+                <w:bCs/>
+                <w:color w:val="1F3864"/>
+                <w:sz w:val="20"/>
+                <w:szCs w:val="20"/>
+              </w:rPr>
+              <w:t xml:space="preserve">5</w:t>
+            </w:r>
+          </w:p>
+        </w:tc>
+        <w:tc>
+          <w:tcPr>
+            <w:tcW w:type="dxa" w:w="4860"/>
+            <w:tcBorders>
+              <w:top w:val="single" w:color="CCCCCC" w:sz="1"/>
+              <w:left w:val="single" w:color="CCCCCC" w:sz="1"/>
+              <w:bottom w:val="single" w:color="CCCCCC" w:sz="1"/>
+              <w:right w:val="single" w:color="CCCCCC" w:sz="1"/>
+            </w:tcBorders>
+            <w:shd w:fill="FFFFFF" w:val="clear"/>
+            <w:tcMar>
+              <w:top w:type="dxa" w:w="80"/>
+              <w:left w:type="dxa" w:w="140"/>
+              <w:bottom w:type="dxa" w:w="80"/>
+              <w:right w:type="dxa" w:w="140"/>
+            </w:tcMar>
+            <w:vAlign w:val="center"/>
+          </w:tcPr>
+          <w:p>
+            <w:pPr>
+              <w:spacing w:after="0" w:before="0"/>
+            </w:pPr>
+            <w:r>
+              <w:rPr>
+                <w:rFonts w:ascii="Arial" w:cs="Arial" w:eastAsia="Arial" w:hAnsi="Arial"/>
+                <w:b w:val="false"/>
+                <w:bCs w:val="false"/>
+                <w:color w:val="000000"/>
+                <w:sz w:val="20"/>
+                <w:szCs w:val="20"/>
+              </w:rPr>
+              <w:t xml:space="preserve">Filtro de nivel Error+. Prevención de loop recursivo en la propia infraestructura. Cola con política DropOldest. SMTP deshabilitado o sin configuración. Parsing y deduplicación de direcciones.</w:t>
+            </w:r>
+          </w:p>
+        </w:tc>
+      </w:tr>
+      <w:tr>
+        <w:tc>
+          <w:tcPr>
+            <w:tcW w:type="dxa" w:w="200"/>
+            <w:tcBorders>
+              <w:top w:val="single" w:color="CCCCCC" w:sz="1"/>
+              <w:left w:val="single" w:color="CCCCCC" w:sz="1"/>
+              <w:bottom w:val="single" w:color="CCCCCC" w:sz="1"/>
+              <w:right w:val="single" w:color="CCCCCC" w:sz="1"/>
+            </w:tcBorders>
+            <w:shd w:fill="FFFFFF" w:val="clear"/>
+            <w:tcMar>
+              <w:top w:type="dxa" w:w="80"/>
+              <w:left w:type="dxa" w:w="140"/>
+              <w:bottom w:type="dxa" w:w="80"/>
+              <w:right w:type="dxa" w:w="140"/>
+            </w:tcMar>
+            <w:vAlign w:val="center"/>
+          </w:tcPr>
+          <w:p>
+            <w:pPr>
+              <w:spacing w:after="0" w:before="0"/>
+            </w:pPr>
+            <w:r>
+              <w:rPr>
+                <w:rFonts w:ascii="Arial" w:cs="Arial" w:eastAsia="Arial" w:hAnsi="Arial"/>
+                <w:b w:val="false"/>
+                <w:bCs w:val="false"/>
+                <w:color w:val="000000"/>
+                <w:sz w:val="20"/>
+                <w:szCs w:val="20"/>
+              </w:rPr>
+              <w:t xml:space="preserve"/>
+            </w:r>
+          </w:p>
+        </w:tc>
+        <w:tc>
+          <w:tcPr>
+            <w:tcW w:type="dxa" w:w="3300"/>
+            <w:tcBorders>
+              <w:top w:val="single" w:color="CCCCCC" w:sz="1"/>
+              <w:left w:val="single" w:color="CCCCCC" w:sz="1"/>
+              <w:bottom w:val="single" w:color="CCCCCC" w:sz="1"/>
+              <w:right w:val="single" w:color="CCCCCC" w:sz="1"/>
+            </w:tcBorders>
+            <w:shd w:fill="D5E8F0" w:val="clear"/>
+            <w:tcMar>
+              <w:top w:type="dxa" w:w="80"/>
+              <w:left w:type="dxa" w:w="140"/>
+              <w:bottom w:type="dxa" w:w="80"/>
+              <w:right w:type="dxa" w:w="140"/>
+            </w:tcMar>
+            <w:vAlign w:val="center"/>
+          </w:tcPr>
+          <w:p>
+            <w:pPr>
+              <w:spacing w:after="0" w:before="0"/>
+            </w:pPr>
+            <w:r>
+              <w:rPr>
+                <w:rFonts w:ascii="Arial" w:cs="Arial" w:eastAsia="Arial" w:hAnsi="Arial"/>
+                <w:b/>
+                <w:bCs/>
+                <w:color w:val="000000"/>
+                <w:sz w:val="20"/>
+                <w:szCs w:val="20"/>
+              </w:rPr>
+              <w:t xml:space="preserve">ErrorEmailQueueProcessorHostedServiceTests</w:t>
+            </w:r>
+          </w:p>
+        </w:tc>
+        <w:tc>
+          <w:tcPr>
+            <w:tcW w:type="dxa" w:w="1000"/>
+            <w:tcBorders>
+              <w:top w:val="single" w:color="CCCCCC" w:sz="1"/>
+              <w:left w:val="single" w:color="CCCCCC" w:sz="1"/>
+              <w:bottom w:val="single" w:color="CCCCCC" w:sz="1"/>
+              <w:right w:val="single" w:color="CCCCCC" w:sz="1"/>
+            </w:tcBorders>
+            <w:shd w:fill="BDD7EE" w:val="clear"/>
+            <w:tcMar>
+              <w:top w:type="dxa" w:w="80"/>
+              <w:left w:type="dxa" w:w="140"/>
+              <w:bottom w:type="dxa" w:w="80"/>
+              <w:right w:type="dxa" w:w="140"/>
+            </w:tcMar>
+            <w:vAlign w:val="center"/>
+          </w:tcPr>
+          <w:p>
+            <w:pPr>
+              <w:spacing w:after="0" w:before="0"/>
+            </w:pPr>
+            <w:r>
+              <w:rPr>
+                <w:rFonts w:ascii="Arial" w:cs="Arial" w:eastAsia="Arial" w:hAnsi="Arial"/>
+                <w:b/>
+                <w:bCs/>
+                <w:color w:val="1F3864"/>
+                <w:sz w:val="20"/>
+                <w:szCs w:val="20"/>
+              </w:rPr>
+              <w:t xml:space="preserve">2</w:t>
+            </w:r>
+          </w:p>
+        </w:tc>
+        <w:tc>
+          <w:tcPr>
+            <w:tcW w:type="dxa" w:w="4860"/>
+            <w:tcBorders>
+              <w:top w:val="single" w:color="CCCCCC" w:sz="1"/>
+              <w:left w:val="single" w:color="CCCCCC" w:sz="1"/>
+              <w:bottom w:val="single" w:color="CCCCCC" w:sz="1"/>
+              <w:right w:val="single" w:color="CCCCCC" w:sz="1"/>
+            </w:tcBorders>
+            <w:shd w:fill="FFFFFF" w:val="clear"/>
+            <w:tcMar>
+              <w:top w:type="dxa" w:w="80"/>
+              <w:left w:type="dxa" w:w="140"/>
+              <w:bottom w:type="dxa" w:w="80"/>
+              <w:right w:type="dxa" w:w="140"/>
+            </w:tcMar>
+            <w:vAlign w:val="center"/>
+          </w:tcPr>
+          <w:p>
+            <w:pPr>
+              <w:spacing w:after="0" w:before="0"/>
+            </w:pPr>
+            <w:r>
+              <w:rPr>
+                <w:rFonts w:ascii="Arial" w:cs="Arial" w:eastAsia="Arial" w:hAnsi="Arial"/>
+                <w:b w:val="false"/>
+                <w:bCs w:val="false"/>
+                <w:color w:val="000000"/>
+                <w:sz w:val="20"/>
+                <w:szCs w:val="20"/>
+              </w:rPr>
+              <w:t xml:space="preserve">Throttling entre envíos. Agrupación de errores dentro de la ventana de tiempo hasta max batch.</w:t>
+            </w:r>
+          </w:p>
+        </w:tc>
+      </w:tr>
+      <w:tr>
+        <w:tc>
+          <w:tcPr>
+            <w:tcW w:type="dxa" w:w="200"/>
+            <w:tcBorders>
+              <w:top w:val="single" w:color="CCCCCC" w:sz="1"/>
+              <w:left w:val="single" w:color="CCCCCC" w:sz="1"/>
+              <w:bottom w:val="single" w:color="CCCCCC" w:sz="1"/>
+              <w:right w:val="single" w:color="CCCCCC" w:sz="1"/>
+            </w:tcBorders>
+            <w:shd w:fill="FFFFFF" w:val="clear"/>
+            <w:tcMar>
+              <w:top w:type="dxa" w:w="80"/>
+              <w:left w:type="dxa" w:w="140"/>
+              <w:bottom w:type="dxa" w:w="80"/>
+              <w:right w:type="dxa" w:w="140"/>
+            </w:tcMar>
+            <w:vAlign w:val="center"/>
+          </w:tcPr>
+          <w:p>
+            <w:pPr>
+              <w:spacing w:after="0" w:before="0"/>
+            </w:pPr>
+            <w:r>
+              <w:rPr>
+                <w:rFonts w:ascii="Arial" w:cs="Arial" w:eastAsia="Arial" w:hAnsi="Arial"/>
+                <w:b w:val="false"/>
+                <w:bCs w:val="false"/>
+                <w:color w:val="000000"/>
+                <w:sz w:val="20"/>
+                <w:szCs w:val="20"/>
+              </w:rPr>
+              <w:t xml:space="preserve"/>
+            </w:r>
+          </w:p>
+        </w:tc>
+        <w:tc>
+          <w:tcPr>
+            <w:tcW w:type="dxa" w:w="3300"/>
+            <w:tcBorders>
+              <w:top w:val="single" w:color="CCCCCC" w:sz="1"/>
+              <w:left w:val="single" w:color="CCCCCC" w:sz="1"/>
+              <w:bottom w:val="single" w:color="CCCCCC" w:sz="1"/>
+              <w:right w:val="single" w:color="CCCCCC" w:sz="1"/>
+            </w:tcBorders>
+            <w:shd w:fill="D5E8F0" w:val="clear"/>
+            <w:tcMar>
+              <w:top w:type="dxa" w:w="80"/>
+              <w:left w:type="dxa" w:w="140"/>
+              <w:bottom w:type="dxa" w:w="80"/>
+              <w:right w:type="dxa" w:w="140"/>
+            </w:tcMar>
+            <w:vAlign w:val="center"/>
+          </w:tcPr>
+          <w:p>
+            <w:pPr>
+              <w:spacing w:after="0" w:before="0"/>
+            </w:pPr>
+            <w:r>
+              <w:rPr>
+                <w:rFonts w:ascii="Arial" w:cs="Arial" w:eastAsia="Arial" w:hAnsi="Arial"/>
+                <w:b/>
+                <w:bCs/>
+                <w:color w:val="000000"/>
+                <w:sz w:val="20"/>
+                <w:szCs w:val="20"/>
+              </w:rPr>
+              <w:t xml:space="preserve">ErrorFileLoggerProviderTests</w:t>
+            </w:r>
+          </w:p>
+        </w:tc>
+        <w:tc>
+          <w:tcPr>
+            <w:tcW w:type="dxa" w:w="1000"/>
+            <w:tcBorders>
+              <w:top w:val="single" w:color="CCCCCC" w:sz="1"/>
+              <w:left w:val="single" w:color="CCCCCC" w:sz="1"/>
+              <w:bottom w:val="single" w:color="CCCCCC" w:sz="1"/>
+              <w:right w:val="single" w:color="CCCCCC" w:sz="1"/>
+            </w:tcBorders>
+            <w:shd w:fill="BDD7EE" w:val="clear"/>
+            <w:tcMar>
+              <w:top w:type="dxa" w:w="80"/>
+              <w:left w:type="dxa" w:w="140"/>
+              <w:bottom w:type="dxa" w:w="80"/>
+              <w:right w:type="dxa" w:w="140"/>
+            </w:tcMar>
+            <w:vAlign w:val="center"/>
+          </w:tcPr>
+          <w:p>
+            <w:pPr>
+              <w:spacing w:after="0" w:before="0"/>
+            </w:pPr>
+            <w:r>
+              <w:rPr>
+                <w:rFonts w:ascii="Arial" w:cs="Arial" w:eastAsia="Arial" w:hAnsi="Arial"/>
+                <w:b/>
+                <w:bCs/>
+                <w:color w:val="1F3864"/>
+                <w:sz w:val="20"/>
+                <w:szCs w:val="20"/>
+              </w:rPr>
+              <w:t xml:space="preserve">2</w:t>
+            </w:r>
+          </w:p>
+        </w:tc>
+        <w:tc>
+          <w:tcPr>
+            <w:tcW w:type="dxa" w:w="4860"/>
+            <w:tcBorders>
+              <w:top w:val="single" w:color="CCCCCC" w:sz="1"/>
+              <w:left w:val="single" w:color="CCCCCC" w:sz="1"/>
+              <w:bottom w:val="single" w:color="CCCCCC" w:sz="1"/>
+              <w:right w:val="single" w:color="CCCCCC" w:sz="1"/>
+            </w:tcBorders>
+            <w:shd w:fill="FFFFFF" w:val="clear"/>
+            <w:tcMar>
+              <w:top w:type="dxa" w:w="80"/>
+              <w:left w:type="dxa" w:w="140"/>
+              <w:bottom w:type="dxa" w:w="80"/>
+              <w:right w:type="dxa" w:w="140"/>
+            </w:tcMar>
+            <w:vAlign w:val="center"/>
+          </w:tcPr>
+          <w:p>
+            <w:pPr>
+              <w:spacing w:after="0" w:before="0"/>
+            </w:pPr>
+            <w:r>
+              <w:rPr>
+                <w:rFonts w:ascii="Arial" w:cs="Arial" w:eastAsia="Arial" w:hAnsi="Arial"/>
+                <w:b w:val="false"/>
+                <w:bCs w:val="false"/>
+                <w:color w:val="000000"/>
+                <w:sz w:val="20"/>
+                <w:szCs w:val="20"/>
+              </w:rPr>
+              <w:t xml:space="preserve">Escritura de entradas de error en archivo diario. Limpieza de archivos por política de retención.</w:t>
+            </w:r>
+          </w:p>
+        </w:tc>
+      </w:tr>
+      <w:tr>
+        <w:tc>
+          <w:tcPr>
+            <w:tcW w:type="dxa" w:w="200"/>
+            <w:tcBorders>
+              <w:top w:val="single" w:color="CCCCCC" w:sz="1"/>
+              <w:left w:val="single" w:color="CCCCCC" w:sz="1"/>
+              <w:bottom w:val="single" w:color="CCCCCC" w:sz="1"/>
+              <w:right w:val="single" w:color="CCCCCC" w:sz="1"/>
+            </w:tcBorders>
+            <w:shd w:fill="FFFFFF" w:val="clear"/>
+            <w:tcMar>
+              <w:top w:type="dxa" w:w="80"/>
+              <w:left w:type="dxa" w:w="140"/>
+              <w:bottom w:type="dxa" w:w="80"/>
+              <w:right w:type="dxa" w:w="140"/>
+            </w:tcMar>
+            <w:vAlign w:val="center"/>
+          </w:tcPr>
+          <w:p>
+            <w:pPr>
+              <w:spacing w:after="0" w:before="0"/>
+            </w:pPr>
+            <w:r>
+              <w:rPr>
+                <w:rFonts w:ascii="Arial" w:cs="Arial" w:eastAsia="Arial" w:hAnsi="Arial"/>
+                <w:b w:val="false"/>
+                <w:bCs w:val="false"/>
+                <w:color w:val="000000"/>
+                <w:sz w:val="20"/>
+                <w:szCs w:val="20"/>
+              </w:rPr>
+              <w:t xml:space="preserve"/>
+            </w:r>
+          </w:p>
+        </w:tc>
+        <w:tc>
+          <w:tcPr>
+            <w:tcW w:type="dxa" w:w="3300"/>
+            <w:tcBorders>
+              <w:top w:val="single" w:color="CCCCCC" w:sz="1"/>
+              <w:left w:val="single" w:color="CCCCCC" w:sz="1"/>
+              <w:bottom w:val="single" w:color="CCCCCC" w:sz="1"/>
+              <w:right w:val="single" w:color="CCCCCC" w:sz="1"/>
+            </w:tcBorders>
+            <w:shd w:fill="D5E8F0" w:val="clear"/>
+            <w:tcMar>
+              <w:top w:type="dxa" w:w="80"/>
+              <w:left w:type="dxa" w:w="140"/>
+              <w:bottom w:type="dxa" w:w="80"/>
+              <w:right w:type="dxa" w:w="140"/>
+            </w:tcMar>
+            <w:vAlign w:val="center"/>
+          </w:tcPr>
+          <w:p>
+            <w:pPr>
+              <w:spacing w:after="0" w:before="0"/>
+            </w:pPr>
+            <w:r>
+              <w:rPr>
+                <w:rFonts w:ascii="Arial" w:cs="Arial" w:eastAsia="Arial" w:hAnsi="Arial"/>
+                <w:b/>
+                <w:bCs/>
+                <w:color w:val="000000"/>
+                <w:sz w:val="20"/>
+                <w:szCs w:val="20"/>
+              </w:rPr>
+              <w:t xml:space="preserve">DailyReconciliationHostedServiceTests</w:t>
+            </w:r>
+          </w:p>
+        </w:tc>
+        <w:tc>
+          <w:tcPr>
+            <w:tcW w:type="dxa" w:w="1000"/>
+            <w:tcBorders>
+              <w:top w:val="single" w:color="CCCCCC" w:sz="1"/>
+              <w:left w:val="single" w:color="CCCCCC" w:sz="1"/>
+              <w:bottom w:val="single" w:color="CCCCCC" w:sz="1"/>
+              <w:right w:val="single" w:color="CCCCCC" w:sz="1"/>
+            </w:tcBorders>
+            <w:shd w:fill="BDD7EE" w:val="clear"/>
+            <w:tcMar>
+              <w:top w:type="dxa" w:w="80"/>
+              <w:left w:type="dxa" w:w="140"/>
+              <w:bottom w:type="dxa" w:w="80"/>
+              <w:right w:type="dxa" w:w="140"/>
+            </w:tcMar>
+            <w:vAlign w:val="center"/>
+          </w:tcPr>
+          <w:p>
+            <w:pPr>
+              <w:spacing w:after="0" w:before="0"/>
+            </w:pPr>
+            <w:r>
+              <w:rPr>
+                <w:rFonts w:ascii="Arial" w:cs="Arial" w:eastAsia="Arial" w:hAnsi="Arial"/>
+                <w:b/>
+                <w:bCs/>
+                <w:color w:val="1F3864"/>
+                <w:sz w:val="20"/>
+                <w:szCs w:val="20"/>
+              </w:rPr>
+              <w:t xml:space="preserve">14</w:t>
+            </w:r>
+          </w:p>
+        </w:tc>
+        <w:tc>
+          <w:tcPr>
+            <w:tcW w:type="dxa" w:w="4860"/>
+            <w:tcBorders>
+              <w:top w:val="single" w:color="CCCCCC" w:sz="1"/>
+              <w:left w:val="single" w:color="CCCCCC" w:sz="1"/>
+              <w:bottom w:val="single" w:color="CCCCCC" w:sz="1"/>
+              <w:right w:val="single" w:color="CCCCCC" w:sz="1"/>
+            </w:tcBorders>
+            <w:shd w:fill="FFFFFF" w:val="clear"/>
+            <w:tcMar>
+              <w:top w:type="dxa" w:w="80"/>
+              <w:left w:type="dxa" w:w="140"/>
+              <w:bottom w:type="dxa" w:w="80"/>
+              <w:right w:type="dxa" w:w="140"/>
+            </w:tcMar>
+            <w:vAlign w:val="center"/>
+          </w:tcPr>
+          <w:p>
+            <w:pPr>
+              <w:spacing w:after="0" w:before="0"/>
+            </w:pPr>
+            <w:r>
+              <w:rPr>
+                <w:rFonts w:ascii="Arial" w:cs="Arial" w:eastAsia="Arial" w:hAnsi="Arial"/>
+                <w:b w:val="false"/>
+                <w:bCs w:val="false"/>
+                <w:color w:val="000000"/>
+                <w:sz w:val="20"/>
+                <w:szCs w:val="20"/>
+              </w:rPr>
+              <w:t xml:space="preserve">Parsing de horario HH:mm. Cálculo del próximo tiempo de ejecución. Filtros de candidatos. Lock de ejecución única. Early-exit por carpeta vacía/inexistente. Pipelines deshabilitados. Delays con cancelación.</w:t>
+            </w:r>
+          </w:p>
+        </w:tc>
+      </w:tr>
+      <w:tr>
+        <w:tc>
+          <w:tcPr>
+            <w:tcW w:type="dxa" w:w="200"/>
+            <w:tcBorders>
+              <w:top w:val="single" w:color="CCCCCC" w:sz="1"/>
+              <w:left w:val="single" w:color="CCCCCC" w:sz="1"/>
+              <w:bottom w:val="single" w:color="CCCCCC" w:sz="1"/>
+              <w:right w:val="single" w:color="CCCCCC" w:sz="1"/>
+            </w:tcBorders>
+            <w:shd w:fill="FFFFFF" w:val="clear"/>
+            <w:tcMar>
+              <w:top w:type="dxa" w:w="80"/>
+              <w:left w:type="dxa" w:w="140"/>
+              <w:bottom w:type="dxa" w:w="80"/>
+              <w:right w:type="dxa" w:w="140"/>
+            </w:tcMar>
+            <w:vAlign w:val="center"/>
+          </w:tcPr>
+          <w:p>
+            <w:pPr>
+              <w:spacing w:after="0" w:before="0"/>
+            </w:pPr>
+            <w:r>
+              <w:rPr>
+                <w:rFonts w:ascii="Arial" w:cs="Arial" w:eastAsia="Arial" w:hAnsi="Arial"/>
+                <w:b w:val="false"/>
+                <w:bCs w:val="false"/>
+                <w:color w:val="000000"/>
+                <w:sz w:val="20"/>
+                <w:szCs w:val="20"/>
+              </w:rPr>
+              <w:t xml:space="preserve"/>
+            </w:r>
+          </w:p>
+        </w:tc>
+        <w:tc>
+          <w:tcPr>
+            <w:tcW w:type="dxa" w:w="3300"/>
+            <w:tcBorders>
+              <w:top w:val="single" w:color="CCCCCC" w:sz="1"/>
+              <w:left w:val="single" w:color="CCCCCC" w:sz="1"/>
+              <w:bottom w:val="single" w:color="CCCCCC" w:sz="1"/>
+              <w:right w:val="single" w:color="CCCCCC" w:sz="1"/>
+            </w:tcBorders>
+            <w:shd w:fill="D5E8F0" w:val="clear"/>
+            <w:tcMar>
+              <w:top w:type="dxa" w:w="80"/>
+              <w:left w:type="dxa" w:w="140"/>
+              <w:bottom w:type="dxa" w:w="80"/>
+              <w:right w:type="dxa" w:w="140"/>
+            </w:tcMar>
+            <w:vAlign w:val="center"/>
+          </w:tcPr>
+          <w:p>
+            <w:pPr>
+              <w:spacing w:after="0" w:before="0"/>
+            </w:pPr>
+            <w:r>
+              <w:rPr>
+                <w:rFonts w:ascii="Arial" w:cs="Arial" w:eastAsia="Arial" w:hAnsi="Arial"/>
+                <w:b/>
+                <w:bCs/>
+                <w:color w:val="000000"/>
+                <w:sz w:val="20"/>
+                <w:szCs w:val="20"/>
+              </w:rPr>
+              <w:t xml:space="preserve">HostWatcherHostedServiceTests</w:t>
+            </w:r>
+          </w:p>
+        </w:tc>
+        <w:tc>
+          <w:tcPr>
+            <w:tcW w:type="dxa" w:w="1000"/>
+            <w:tcBorders>
+              <w:top w:val="single" w:color="CCCCCC" w:sz="1"/>
+              <w:left w:val="single" w:color="CCCCCC" w:sz="1"/>
+              <w:bottom w:val="single" w:color="CCCCCC" w:sz="1"/>
+              <w:right w:val="single" w:color="CCCCCC" w:sz="1"/>
+            </w:tcBorders>
+            <w:shd w:fill="BDD7EE" w:val="clear"/>
+            <w:tcMar>
+              <w:top w:type="dxa" w:w="80"/>
+              <w:left w:type="dxa" w:w="140"/>
+              <w:bottom w:type="dxa" w:w="80"/>
+              <w:right w:type="dxa" w:w="140"/>
+            </w:tcMar>
+            <w:vAlign w:val="center"/>
+          </w:tcPr>
+          <w:p>
+            <w:pPr>
+              <w:spacing w:after="0" w:before="0"/>
+            </w:pPr>
+            <w:r>
+              <w:rPr>
+                <w:rFonts w:ascii="Arial" w:cs="Arial" w:eastAsia="Arial" w:hAnsi="Arial"/>
+                <w:b/>
+                <w:bCs/>
+                <w:color w:val="1F3864"/>
+                <w:sz w:val="20"/>
+                <w:szCs w:val="20"/>
+              </w:rPr>
+              <w:t xml:space="preserve">7</w:t>
+            </w:r>
+          </w:p>
+        </w:tc>
+        <w:tc>
+          <w:tcPr>
+            <w:tcW w:type="dxa" w:w="4860"/>
+            <w:tcBorders>
+              <w:top w:val="single" w:color="CCCCCC" w:sz="1"/>
+              <w:left w:val="single" w:color="CCCCCC" w:sz="1"/>
+              <w:bottom w:val="single" w:color="CCCCCC" w:sz="1"/>
+              <w:right w:val="single" w:color="CCCCCC" w:sz="1"/>
+            </w:tcBorders>
+            <w:shd w:fill="FFFFFF" w:val="clear"/>
+            <w:tcMar>
+              <w:top w:type="dxa" w:w="80"/>
+              <w:left w:type="dxa" w:w="140"/>
+              <w:bottom w:type="dxa" w:w="80"/>
+              <w:right w:type="dxa" w:w="140"/>
+            </w:tcMar>
+            <w:vAlign w:val="center"/>
+          </w:tcPr>
+          <w:p>
+            <w:pPr>
+              <w:spacing w:after="0" w:before="0"/>
+            </w:pPr>
+            <w:r>
+              <w:rPr>
+                <w:rFonts w:ascii="Arial" w:cs="Arial" w:eastAsia="Arial" w:hAnsi="Arial"/>
+                <w:b w:val="false"/>
+                <w:bCs w:val="false"/>
+                <w:color w:val="000000"/>
+                <w:sz w:val="20"/>
+                <w:szCs w:val="20"/>
+              </w:rPr>
+              <w:t xml:space="preserve">Early-exit por rutas vacías o inexistentes. Mapeo de opciones del watcher IDOC. Resolución de carpeta IDOC (fallback JSON, BD inalcanzable, sin configuración).</w:t>
             </w:r>
           </w:p>
         </w:tc>
@@ -8194,7 +10248,7 @@
     </w:tbl>
     <w:p>
       <w:pPr>
-        <w:spacing w:after="0" w:before="80"/>
+        <w:spacing w:after="0" w:before="120"/>
       </w:pPr>
     </w:p>
     <w:p>
@@ -8209,7 +10263,7 @@
           <w:sz w:val="22"/>
           <w:szCs w:val="22"/>
         </w:rPr>
-        <w:t xml:space="preserve">La cobertura de código se mide con Coverlet, integrable con pipelines de CI/CD. Los archivos de ejemplo utilizados en las pruebas de integración se encuentran versionados en el repositorio bajo la carpeta GestionDocumentos.Tests/examples/.</w:t>
+        <w:t xml:space="preserve">La cobertura de código se mide con Coverlet, integrable con pipelines de CI/CD. Los archivos de ejemplo utilizados en las pruebas de integración se encuentran versionados en el repositorio bajo la carpeta GestionDocumentos.Tests/examples/, garantizando reproducibilidad.</w:t>
       </w:r>
     </w:p>
     <w:p>
@@ -8965,29 +11019,29 @@
               <w:bottom w:val="single" w:color="CCCCCC" w:sz="1"/>
               <w:right w:val="single" w:color="CCCCCC" w:sz="1"/>
             </w:tcBorders>
-            <w:shd w:fill="FFF2CC" w:val="clear"/>
-            <w:tcMar>
-              <w:top w:type="dxa" w:w="80"/>
-              <w:left w:type="dxa" w:w="140"/>
-              <w:bottom w:type="dxa" w:w="80"/>
-              <w:right w:type="dxa" w:w="140"/>
-            </w:tcMar>
-            <w:vAlign w:val="center"/>
-          </w:tcPr>
-          <w:p>
-            <w:pPr>
-              <w:spacing w:after="0" w:before="0"/>
-            </w:pPr>
-            <w:r>
-              <w:rPr>
-                <w:rFonts w:ascii="Arial" w:cs="Arial" w:eastAsia="Arial" w:hAnsi="Arial"/>
-                <w:b/>
-                <w:bCs/>
-                <w:color w:val="000000"/>
-                <w:sz w:val="20"/>
-                <w:szCs w:val="20"/>
-              </w:rPr>
-              <w:t xml:space="preserve">En progreso</w:t>
+            <w:shd w:fill="E2EFDA" w:val="clear"/>
+            <w:tcMar>
+              <w:top w:type="dxa" w:w="80"/>
+              <w:left w:type="dxa" w:w="140"/>
+              <w:bottom w:type="dxa" w:w="80"/>
+              <w:right w:type="dxa" w:w="140"/>
+            </w:tcMar>
+            <w:vAlign w:val="center"/>
+          </w:tcPr>
+          <w:p>
+            <w:pPr>
+              <w:spacing w:after="0" w:before="0"/>
+            </w:pPr>
+            <w:r>
+              <w:rPr>
+                <w:rFonts w:ascii="Arial" w:cs="Arial" w:eastAsia="Arial" w:hAnsi="Arial"/>
+                <w:b/>
+                <w:bCs/>
+                <w:color w:val="000000"/>
+                <w:sz w:val="20"/>
+                <w:szCs w:val="20"/>
+              </w:rPr>
+              <w:t xml:space="preserve">Implementado</w:t>
             </w:r>
           </w:p>
         </w:tc>
@@ -9022,7 +11076,7 @@
                 <w:sz w:val="20"/>
                 <w:szCs w:val="20"/>
               </w:rPr>
-              <w:t xml:space="preserve">Cobertura de casos core. Se amplía con cada entrega.</w:t>
+              <w:t xml:space="preserve">65 tests en 16 archivos: pipelines GRE e IDOC, motor de cola, BD, email, reconciliación y hosted services.</w:t>
             </w:r>
           </w:p>
         </w:tc>
